--- a/courses/4/uifis/reports/UIFIS_practice-14_report-template.docx
+++ b/courses/4/uifis/reports/UIFIS_practice-14_report-template.docx
@@ -77,6 +77,15 @@
       </w:r>
     </w:p>
     <w:p/>
+    <w:p>
+      <w:r>
+        <w:rPr>
+          <w:b/>
+          <w:sz w:val="24"/>
+        </w:rPr>
+        <w:t>Ход работы</w:t>
+      </w:r>
+    </w:p>
     <w:p>
       <w:r>
         <w:rPr>
@@ -1185,19 +1194,7 @@
           <w:b/>
           <w:sz w:val="24"/>
         </w:rPr>
-        <w:t>Скриншоты</w:t>
-      </w:r>
-    </w:p>
-    <w:p>
-      <w:pPr>
-        <w:jc w:val="center"/>
-      </w:pPr>
-      <w:r>
-        <w:rPr>
-          <w:i/>
-          <w:sz w:val="22"/>
-        </w:rPr>
-        <w:t>[ Место для скриншота: титульный лист паспорта ]</w:t>
+        <w:t>Скриншоты выполнения работы</w:t>
       </w:r>
     </w:p>
     <w:p/>
@@ -1300,237 +1297,6 @@
           <w:sz w:val="24"/>
         </w:rPr>
         <w:t>________________________________________________________________________</w:t>
-      </w:r>
-    </w:p>
-    <w:p>
-      <w:r>
-        <w:rPr>
-          <w:b w:val="0"/>
-          <w:sz w:val="24"/>
-        </w:rPr>
-        <w:t>________________________________________________________________________</w:t>
-      </w:r>
-    </w:p>
-    <w:p>
-      <w:r>
-        <w:rPr>
-          <w:b w:val="0"/>
-          <w:sz w:val="24"/>
-        </w:rPr>
-        <w:t>________________________________________________________________________</w:t>
-      </w:r>
-    </w:p>
-    <w:p>
-      <w:r>
-        <w:rPr>
-          <w:b w:val="0"/>
-          <w:sz w:val="24"/>
-        </w:rPr>
-        <w:t>________________________________________________________________________</w:t>
-      </w:r>
-    </w:p>
-    <w:p/>
-    <w:p>
-      <w:r>
-        <w:rPr>
-          <w:b/>
-          <w:sz w:val="24"/>
-        </w:rPr>
-        <w:t>Ответы на контрольные вопросы</w:t>
-      </w:r>
-    </w:p>
-    <w:p>
-      <w:r>
-        <w:rPr>
-          <w:b w:val="0"/>
-          <w:sz w:val="24"/>
-        </w:rPr>
-        <w:t>1. Зачем паспорт нужен, если есть техническое задание?</w:t>
-      </w:r>
-    </w:p>
-    <w:p>
-      <w:r>
-        <w:rPr>
-          <w:b w:val="0"/>
-          <w:sz w:val="24"/>
-        </w:rPr>
-        <w:t>________________________________________________________________________</w:t>
-      </w:r>
-    </w:p>
-    <w:p>
-      <w:r>
-        <w:rPr>
-          <w:b w:val="0"/>
-          <w:sz w:val="24"/>
-        </w:rPr>
-        <w:t>________________________________________________________________________</w:t>
-      </w:r>
-    </w:p>
-    <w:p>
-      <w:r>
-        <w:rPr>
-          <w:b w:val="0"/>
-          <w:sz w:val="24"/>
-        </w:rPr>
-        <w:t>________________________________________________________________________</w:t>
-      </w:r>
-    </w:p>
-    <w:p/>
-    <w:p>
-      <w:r>
-        <w:rPr>
-          <w:b w:val="0"/>
-          <w:sz w:val="24"/>
-        </w:rPr>
-        <w:t>2. Кто является владельцем системы и что это меняет?</w:t>
-      </w:r>
-    </w:p>
-    <w:p>
-      <w:r>
-        <w:rPr>
-          <w:b w:val="0"/>
-          <w:sz w:val="24"/>
-        </w:rPr>
-        <w:t>________________________________________________________________________</w:t>
-      </w:r>
-    </w:p>
-    <w:p>
-      <w:r>
-        <w:rPr>
-          <w:b w:val="0"/>
-          <w:sz w:val="24"/>
-        </w:rPr>
-        <w:t>________________________________________________________________________</w:t>
-      </w:r>
-    </w:p>
-    <w:p>
-      <w:r>
-        <w:rPr>
-          <w:b w:val="0"/>
-          <w:sz w:val="24"/>
-        </w:rPr>
-        <w:t>________________________________________________________________________</w:t>
-      </w:r>
-    </w:p>
-    <w:p/>
-    <w:p>
-      <w:r>
-        <w:rPr>
-          <w:b w:val="0"/>
-          <w:sz w:val="24"/>
-        </w:rPr>
-        <w:t>3. Почему паспорт без актуальных данных опасен?</w:t>
-      </w:r>
-    </w:p>
-    <w:p>
-      <w:r>
-        <w:rPr>
-          <w:b w:val="0"/>
-          <w:sz w:val="24"/>
-        </w:rPr>
-        <w:t>________________________________________________________________________</w:t>
-      </w:r>
-    </w:p>
-    <w:p>
-      <w:r>
-        <w:rPr>
-          <w:b w:val="0"/>
-          <w:sz w:val="24"/>
-        </w:rPr>
-        <w:t>________________________________________________________________________</w:t>
-      </w:r>
-    </w:p>
-    <w:p>
-      <w:r>
-        <w:rPr>
-          <w:b w:val="0"/>
-          <w:sz w:val="24"/>
-        </w:rPr>
-        <w:t>________________________________________________________________________</w:t>
-      </w:r>
-    </w:p>
-    <w:p/>
-    <w:p>
-      <w:r>
-        <w:rPr>
-          <w:b w:val="0"/>
-          <w:sz w:val="24"/>
-        </w:rPr>
-        <w:t>4. Как связать функции, данные и архитектуру в одном документе?</w:t>
-      </w:r>
-    </w:p>
-    <w:p>
-      <w:r>
-        <w:rPr>
-          <w:b w:val="0"/>
-          <w:sz w:val="24"/>
-        </w:rPr>
-        <w:t>________________________________________________________________________</w:t>
-      </w:r>
-    </w:p>
-    <w:p>
-      <w:r>
-        <w:rPr>
-          <w:b w:val="0"/>
-          <w:sz w:val="24"/>
-        </w:rPr>
-        <w:t>________________________________________________________________________</w:t>
-      </w:r>
-    </w:p>
-    <w:p>
-      <w:r>
-        <w:rPr>
-          <w:b w:val="0"/>
-          <w:sz w:val="24"/>
-        </w:rPr>
-        <w:t>________________________________________________________________________</w:t>
-      </w:r>
-    </w:p>
-    <w:p/>
-    <w:p>
-      <w:r>
-        <w:rPr>
-          <w:b w:val="0"/>
-          <w:sz w:val="24"/>
-        </w:rPr>
-        <w:t>5. Какие показатели эффективности вы выбрали и почему?</w:t>
-      </w:r>
-    </w:p>
-    <w:p>
-      <w:r>
-        <w:rPr>
-          <w:b w:val="0"/>
-          <w:sz w:val="24"/>
-        </w:rPr>
-        <w:t>________________________________________________________________________</w:t>
-      </w:r>
-    </w:p>
-    <w:p>
-      <w:r>
-        <w:rPr>
-          <w:b w:val="0"/>
-          <w:sz w:val="24"/>
-        </w:rPr>
-        <w:t>________________________________________________________________________</w:t>
-      </w:r>
-    </w:p>
-    <w:p>
-      <w:r>
-        <w:rPr>
-          <w:b w:val="0"/>
-          <w:sz w:val="24"/>
-        </w:rPr>
-        <w:t>________________________________________________________________________</w:t>
-      </w:r>
-    </w:p>
-    <w:p/>
-    <w:p>
-      <w:r>
-        <w:rPr>
-          <w:b w:val="0"/>
-          <w:sz w:val="24"/>
-        </w:rPr>
-        <w:t>6. Что должно быть в плане вывода из эксплуатации?</w:t>
       </w:r>
     </w:p>
     <w:p>

--- a/courses/4/uifis/reports/UIFIS_practice-14_report-template.docx
+++ b/courses/4/uifis/reports/UIFIS_practice-14_report-template.docx
@@ -4,10 +4,13 @@
   <w:body>
     <w:p>
       <w:pPr>
+        <w:spacing w:line="360" w:lineRule="auto" w:before="0" w:after="0"/>
+        <w:ind w:firstLine="0"/>
         <w:jc w:val="center"/>
       </w:pPr>
       <w:r>
         <w:rPr>
+          <w:rFonts w:ascii="Times New Roman" w:hAnsi="Times New Roman" w:eastAsia="Times New Roman" w:cs="Times New Roman"/>
           <w:b/>
           <w:sz w:val="28"/>
         </w:rPr>
@@ -16,81 +19,129 @@
     </w:p>
     <w:p>
       <w:pPr>
+        <w:spacing w:line="360" w:lineRule="auto" w:before="0" w:after="0"/>
+        <w:ind w:firstLine="0"/>
         <w:jc w:val="center"/>
       </w:pPr>
       <w:r>
         <w:rPr>
+          <w:rFonts w:ascii="Times New Roman" w:hAnsi="Times New Roman" w:eastAsia="Times New Roman" w:cs="Times New Roman"/>
           <w:b/>
-          <w:sz w:val="26"/>
+          <w:sz w:val="28"/>
         </w:rPr>
         <w:t>Отчёт по практической работе 14</w:t>
       </w:r>
     </w:p>
     <w:p>
       <w:pPr>
+        <w:spacing w:line="360" w:lineRule="auto" w:before="0" w:after="0"/>
+        <w:ind w:firstLine="0"/>
         <w:jc w:val="center"/>
       </w:pPr>
       <w:r>
         <w:rPr>
+          <w:rFonts w:ascii="Times New Roman" w:hAnsi="Times New Roman" w:eastAsia="Times New Roman" w:cs="Times New Roman"/>
           <w:b w:val="0"/>
-          <w:sz w:val="24"/>
+          <w:sz w:val="28"/>
         </w:rPr>
         <w:t>Тема: Комплексное задание: паспорт информационной системы</w:t>
       </w:r>
     </w:p>
     <w:p/>
     <w:p>
+      <w:pPr>
+        <w:spacing w:line="360" w:lineRule="auto" w:before="0" w:after="0"/>
+        <w:ind w:firstLine="0"/>
+        <w:jc w:val="left"/>
+      </w:pPr>
       <w:r>
         <w:rPr>
+          <w:rFonts w:ascii="Times New Roman" w:hAnsi="Times New Roman" w:eastAsia="Times New Roman" w:cs="Times New Roman"/>
           <w:b w:val="0"/>
-          <w:sz w:val="24"/>
+          <w:sz w:val="28"/>
         </w:rPr>
         <w:t>ФИО студента: ______________________________________</w:t>
       </w:r>
     </w:p>
     <w:p>
+      <w:pPr>
+        <w:spacing w:line="360" w:lineRule="auto" w:before="0" w:after="0"/>
+        <w:ind w:firstLine="0"/>
+        <w:jc w:val="left"/>
+      </w:pPr>
       <w:r>
         <w:rPr>
+          <w:rFonts w:ascii="Times New Roman" w:hAnsi="Times New Roman" w:eastAsia="Times New Roman" w:cs="Times New Roman"/>
           <w:b w:val="0"/>
-          <w:sz w:val="24"/>
+          <w:sz w:val="28"/>
         </w:rPr>
         <w:t>Группа: ______________________  Дата: _______________</w:t>
       </w:r>
     </w:p>
     <w:p/>
     <w:p>
+      <w:pPr>
+        <w:pStyle w:val="Heading1"/>
+        <w:keepNext/>
+        <w:keepLines/>
+        <w:spacing w:line="240" w:lineRule="auto" w:before="240" w:after="0"/>
+        <w:ind w:firstLine="0" w:left="0"/>
+        <w:jc w:val="both"/>
+      </w:pPr>
       <w:r>
         <w:rPr>
-          <w:b/>
-          <w:sz w:val="24"/>
+          <w:rFonts w:ascii="Times New Roman" w:hAnsi="Times New Roman" w:eastAsia="Times New Roman" w:cs="Times New Roman"/>
+          <w:b w:val="0"/>
+          <w:sz w:val="28"/>
         </w:rPr>
         <w:t>Цель работы</w:t>
       </w:r>
     </w:p>
     <w:p>
+      <w:pPr>
+        <w:spacing w:line="360" w:lineRule="auto" w:before="0" w:after="0"/>
+        <w:ind w:firstLine="709"/>
+        <w:jc w:val="both"/>
+      </w:pPr>
       <w:r>
         <w:rPr>
+          <w:rFonts w:ascii="Times New Roman" w:hAnsi="Times New Roman" w:eastAsia="Times New Roman" w:cs="Times New Roman"/>
           <w:b w:val="0"/>
-          <w:sz w:val="24"/>
+          <w:sz w:val="28"/>
         </w:rPr>
         <w:t>Собрать паспорт учебной информационной системы по всем изученным разделам, связать функции, данные, архитектуру, эксплуатацию, безопасность и эффективность в один документ и защитить решения перед группой.</w:t>
       </w:r>
     </w:p>
     <w:p/>
     <w:p>
+      <w:pPr>
+        <w:pStyle w:val="Heading1"/>
+        <w:keepNext/>
+        <w:keepLines/>
+        <w:spacing w:line="240" w:lineRule="auto" w:before="240" w:after="0"/>
+        <w:ind w:firstLine="0" w:left="0"/>
+        <w:jc w:val="both"/>
+      </w:pPr>
       <w:r>
         <w:rPr>
-          <w:b/>
-          <w:sz w:val="24"/>
+          <w:rFonts w:ascii="Times New Roman" w:hAnsi="Times New Roman" w:eastAsia="Times New Roman" w:cs="Times New Roman"/>
+          <w:b w:val="0"/>
+          <w:sz w:val="28"/>
         </w:rPr>
         <w:t>Ход работы</w:t>
       </w:r>
     </w:p>
     <w:p>
+      <w:pPr>
+        <w:spacing w:line="360" w:lineRule="auto" w:before="0" w:after="0"/>
+        <w:ind w:firstLine="709"/>
+        <w:jc w:val="both"/>
+      </w:pPr>
       <w:r>
         <w:rPr>
+          <w:rFonts w:ascii="Times New Roman" w:hAnsi="Times New Roman" w:eastAsia="Times New Roman" w:cs="Times New Roman"/>
           <w:b/>
-          <w:sz w:val="24"/>
+          <w:sz w:val="28"/>
         </w:rPr>
         <w:t>Разделы паспорта</w:t>
       </w:r>
@@ -99,6 +150,7 @@
       <w:tblPr>
         <w:tblStyle w:val="TableGrid"/>
         <w:tblW w:type="auto" w:w="0"/>
+        <w:tblLayout w:type="autofit"/>
         <w:tblLook w:firstColumn="1" w:firstRow="1" w:lastColumn="0" w:lastRow="0" w:noHBand="0" w:noVBand="1" w:val="04A0"/>
       </w:tblPr>
       <w:tblGrid>
@@ -113,9 +165,16 @@
             <w:tcW w:type="dxa" w:w="2160"/>
           </w:tcPr>
           <w:p>
+            <w:pPr>
+              <w:spacing w:line="360" w:lineRule="auto" w:before="0" w:after="0"/>
+              <w:ind w:firstLine="0"/>
+              <w:jc w:val="center"/>
+            </w:pPr>
             <w:r>
               <w:rPr>
-                <w:sz w:val="18"/>
+                <w:rFonts w:ascii="Times New Roman" w:hAnsi="Times New Roman" w:eastAsia="Times New Roman" w:cs="Times New Roman"/>
+                <w:b/>
+                <w:sz w:val="22"/>
               </w:rPr>
               <w:t>Раздел</w:t>
             </w:r>
@@ -126,9 +185,16 @@
             <w:tcW w:type="dxa" w:w="2160"/>
           </w:tcPr>
           <w:p>
+            <w:pPr>
+              <w:spacing w:line="360" w:lineRule="auto" w:before="0" w:after="0"/>
+              <w:ind w:firstLine="0"/>
+              <w:jc w:val="center"/>
+            </w:pPr>
             <w:r>
               <w:rPr>
-                <w:sz w:val="18"/>
+                <w:rFonts w:ascii="Times New Roman" w:hAnsi="Times New Roman" w:eastAsia="Times New Roman" w:cs="Times New Roman"/>
+                <w:b/>
+                <w:sz w:val="22"/>
               </w:rPr>
               <w:t>Что включить</w:t>
             </w:r>
@@ -139,9 +205,16 @@
             <w:tcW w:type="dxa" w:w="2160"/>
           </w:tcPr>
           <w:p>
+            <w:pPr>
+              <w:spacing w:line="360" w:lineRule="auto" w:before="0" w:after="0"/>
+              <w:ind w:firstLine="0"/>
+              <w:jc w:val="center"/>
+            </w:pPr>
             <w:r>
               <w:rPr>
-                <w:sz w:val="18"/>
+                <w:rFonts w:ascii="Times New Roman" w:hAnsi="Times New Roman" w:eastAsia="Times New Roman" w:cs="Times New Roman"/>
+                <w:b/>
+                <w:sz w:val="22"/>
               </w:rPr>
               <w:t>Источник</w:t>
             </w:r>
@@ -152,9 +225,16 @@
             <w:tcW w:type="dxa" w:w="2160"/>
           </w:tcPr>
           <w:p>
+            <w:pPr>
+              <w:spacing w:line="360" w:lineRule="auto" w:before="0" w:after="0"/>
+              <w:ind w:firstLine="0"/>
+              <w:jc w:val="center"/>
+            </w:pPr>
             <w:r>
               <w:rPr>
-                <w:sz w:val="18"/>
+                <w:rFonts w:ascii="Times New Roman" w:hAnsi="Times New Roman" w:eastAsia="Times New Roman" w:cs="Times New Roman"/>
+                <w:b/>
+                <w:sz w:val="22"/>
               </w:rPr>
               <w:t>Готово</w:t>
             </w:r>
@@ -167,9 +247,16 @@
             <w:tcW w:type="dxa" w:w="2160"/>
           </w:tcPr>
           <w:p>
+            <w:pPr>
+              <w:spacing w:line="360" w:lineRule="auto" w:before="0" w:after="0"/>
+              <w:ind w:firstLine="0"/>
+              <w:jc w:val="both"/>
+            </w:pPr>
             <w:r>
               <w:rPr>
-                <w:sz w:val="18"/>
+                <w:rFonts w:ascii="Times New Roman" w:hAnsi="Times New Roman" w:eastAsia="Times New Roman" w:cs="Times New Roman"/>
+                <w:b w:val="0"/>
+                <w:sz w:val="22"/>
               </w:rPr>
               <w:t>Общие сведения</w:t>
             </w:r>
@@ -180,9 +267,16 @@
             <w:tcW w:type="dxa" w:w="2160"/>
           </w:tcPr>
           <w:p>
+            <w:pPr>
+              <w:spacing w:line="360" w:lineRule="auto" w:before="0" w:after="0"/>
+              <w:ind w:firstLine="0"/>
+              <w:jc w:val="both"/>
+            </w:pPr>
             <w:r>
               <w:rPr>
-                <w:sz w:val="18"/>
+                <w:rFonts w:ascii="Times New Roman" w:hAnsi="Times New Roman" w:eastAsia="Times New Roman" w:cs="Times New Roman"/>
+                <w:b w:val="0"/>
+                <w:sz w:val="22"/>
               </w:rPr>
               <w:t>название, назначение, владелец, версия</w:t>
             </w:r>
@@ -193,9 +287,16 @@
             <w:tcW w:type="dxa" w:w="2160"/>
           </w:tcPr>
           <w:p>
+            <w:pPr>
+              <w:spacing w:line="360" w:lineRule="auto" w:before="0" w:after="0"/>
+              <w:ind w:firstLine="0"/>
+              <w:jc w:val="both"/>
+            </w:pPr>
             <w:r>
               <w:rPr>
-                <w:sz w:val="18"/>
+                <w:rFonts w:ascii="Times New Roman" w:hAnsi="Times New Roman" w:eastAsia="Times New Roman" w:cs="Times New Roman"/>
+                <w:b w:val="0"/>
+                <w:sz w:val="22"/>
               </w:rPr>
               <w:t>приказ и договор</w:t>
             </w:r>
@@ -206,9 +307,16 @@
             <w:tcW w:type="dxa" w:w="2160"/>
           </w:tcPr>
           <w:p>
+            <w:pPr>
+              <w:spacing w:line="360" w:lineRule="auto" w:before="0" w:after="0"/>
+              <w:ind w:firstLine="0"/>
+              <w:jc w:val="both"/>
+            </w:pPr>
             <w:r>
               <w:rPr>
-                <w:sz w:val="18"/>
+                <w:rFonts w:ascii="Times New Roman" w:hAnsi="Times New Roman" w:eastAsia="Times New Roman" w:cs="Times New Roman"/>
+                <w:b w:val="0"/>
+                <w:sz w:val="22"/>
               </w:rPr>
             </w:r>
           </w:p>
@@ -220,9 +328,16 @@
             <w:tcW w:type="dxa" w:w="2160"/>
           </w:tcPr>
           <w:p>
+            <w:pPr>
+              <w:spacing w:line="360" w:lineRule="auto" w:before="0" w:after="0"/>
+              <w:ind w:firstLine="0"/>
+              <w:jc w:val="both"/>
+            </w:pPr>
             <w:r>
               <w:rPr>
-                <w:sz w:val="18"/>
+                <w:rFonts w:ascii="Times New Roman" w:hAnsi="Times New Roman" w:eastAsia="Times New Roman" w:cs="Times New Roman"/>
+                <w:b w:val="0"/>
+                <w:sz w:val="22"/>
               </w:rPr>
               <w:t>Пользователи</w:t>
             </w:r>
@@ -233,9 +348,16 @@
             <w:tcW w:type="dxa" w:w="2160"/>
           </w:tcPr>
           <w:p>
+            <w:pPr>
+              <w:spacing w:line="360" w:lineRule="auto" w:before="0" w:after="0"/>
+              <w:ind w:firstLine="0"/>
+              <w:jc w:val="both"/>
+            </w:pPr>
             <w:r>
               <w:rPr>
-                <w:sz w:val="18"/>
+                <w:rFonts w:ascii="Times New Roman" w:hAnsi="Times New Roman" w:eastAsia="Times New Roman" w:cs="Times New Roman"/>
+                <w:b w:val="0"/>
+                <w:sz w:val="22"/>
               </w:rPr>
               <w:t>роли, число, права, сценарии</w:t>
             </w:r>
@@ -246,9 +368,16 @@
             <w:tcW w:type="dxa" w:w="2160"/>
           </w:tcPr>
           <w:p>
+            <w:pPr>
+              <w:spacing w:line="360" w:lineRule="auto" w:before="0" w:after="0"/>
+              <w:ind w:firstLine="0"/>
+              <w:jc w:val="both"/>
+            </w:pPr>
             <w:r>
               <w:rPr>
-                <w:sz w:val="18"/>
+                <w:rFonts w:ascii="Times New Roman" w:hAnsi="Times New Roman" w:eastAsia="Times New Roman" w:cs="Times New Roman"/>
+                <w:b w:val="0"/>
+                <w:sz w:val="22"/>
               </w:rPr>
               <w:t>требования</w:t>
             </w:r>
@@ -259,9 +388,16 @@
             <w:tcW w:type="dxa" w:w="2160"/>
           </w:tcPr>
           <w:p>
+            <w:pPr>
+              <w:spacing w:line="360" w:lineRule="auto" w:before="0" w:after="0"/>
+              <w:ind w:firstLine="0"/>
+              <w:jc w:val="both"/>
+            </w:pPr>
             <w:r>
               <w:rPr>
-                <w:sz w:val="18"/>
+                <w:rFonts w:ascii="Times New Roman" w:hAnsi="Times New Roman" w:eastAsia="Times New Roman" w:cs="Times New Roman"/>
+                <w:b w:val="0"/>
+                <w:sz w:val="22"/>
               </w:rPr>
             </w:r>
           </w:p>
@@ -273,9 +409,16 @@
             <w:tcW w:type="dxa" w:w="2160"/>
           </w:tcPr>
           <w:p>
+            <w:pPr>
+              <w:spacing w:line="360" w:lineRule="auto" w:before="0" w:after="0"/>
+              <w:ind w:firstLine="0"/>
+              <w:jc w:val="both"/>
+            </w:pPr>
             <w:r>
               <w:rPr>
-                <w:sz w:val="18"/>
+                <w:rFonts w:ascii="Times New Roman" w:hAnsi="Times New Roman" w:eastAsia="Times New Roman" w:cs="Times New Roman"/>
+                <w:b w:val="0"/>
+                <w:sz w:val="22"/>
               </w:rPr>
               <w:t>Функции</w:t>
             </w:r>
@@ -286,9 +429,16 @@
             <w:tcW w:type="dxa" w:w="2160"/>
           </w:tcPr>
           <w:p>
+            <w:pPr>
+              <w:spacing w:line="360" w:lineRule="auto" w:before="0" w:after="0"/>
+              <w:ind w:firstLine="0"/>
+              <w:jc w:val="both"/>
+            </w:pPr>
             <w:r>
               <w:rPr>
-                <w:sz w:val="18"/>
+                <w:rFonts w:ascii="Times New Roman" w:hAnsi="Times New Roman" w:eastAsia="Times New Roman" w:cs="Times New Roman"/>
+                <w:b w:val="0"/>
+                <w:sz w:val="22"/>
               </w:rPr>
               <w:t>подсистемы и основные процессы</w:t>
             </w:r>
@@ -299,9 +449,16 @@
             <w:tcW w:type="dxa" w:w="2160"/>
           </w:tcPr>
           <w:p>
+            <w:pPr>
+              <w:spacing w:line="360" w:lineRule="auto" w:before="0" w:after="0"/>
+              <w:ind w:firstLine="0"/>
+              <w:jc w:val="both"/>
+            </w:pPr>
             <w:r>
               <w:rPr>
-                <w:sz w:val="18"/>
+                <w:rFonts w:ascii="Times New Roman" w:hAnsi="Times New Roman" w:eastAsia="Times New Roman" w:cs="Times New Roman"/>
+                <w:b w:val="0"/>
+                <w:sz w:val="22"/>
               </w:rPr>
               <w:t>функциональная модель</w:t>
             </w:r>
@@ -312,9 +469,16 @@
             <w:tcW w:type="dxa" w:w="2160"/>
           </w:tcPr>
           <w:p>
+            <w:pPr>
+              <w:spacing w:line="360" w:lineRule="auto" w:before="0" w:after="0"/>
+              <w:ind w:firstLine="0"/>
+              <w:jc w:val="both"/>
+            </w:pPr>
             <w:r>
               <w:rPr>
-                <w:sz w:val="18"/>
+                <w:rFonts w:ascii="Times New Roman" w:hAnsi="Times New Roman" w:eastAsia="Times New Roman" w:cs="Times New Roman"/>
+                <w:b w:val="0"/>
+                <w:sz w:val="22"/>
               </w:rPr>
             </w:r>
           </w:p>
@@ -326,9 +490,16 @@
             <w:tcW w:type="dxa" w:w="2160"/>
           </w:tcPr>
           <w:p>
+            <w:pPr>
+              <w:spacing w:line="360" w:lineRule="auto" w:before="0" w:after="0"/>
+              <w:ind w:firstLine="0"/>
+              <w:jc w:val="both"/>
+            </w:pPr>
             <w:r>
               <w:rPr>
-                <w:sz w:val="18"/>
+                <w:rFonts w:ascii="Times New Roman" w:hAnsi="Times New Roman" w:eastAsia="Times New Roman" w:cs="Times New Roman"/>
+                <w:b w:val="0"/>
+                <w:sz w:val="22"/>
               </w:rPr>
               <w:t>Данные</w:t>
             </w:r>
@@ -339,9 +510,16 @@
             <w:tcW w:type="dxa" w:w="2160"/>
           </w:tcPr>
           <w:p>
+            <w:pPr>
+              <w:spacing w:line="360" w:lineRule="auto" w:before="0" w:after="0"/>
+              <w:ind w:firstLine="0"/>
+              <w:jc w:val="both"/>
+            </w:pPr>
             <w:r>
               <w:rPr>
-                <w:sz w:val="18"/>
+                <w:rFonts w:ascii="Times New Roman" w:hAnsi="Times New Roman" w:eastAsia="Times New Roman" w:cs="Times New Roman"/>
+                <w:b w:val="0"/>
+                <w:sz w:val="22"/>
               </w:rPr>
               <w:t>сущности, объёмы, сроки хранения, персональные данные</w:t>
             </w:r>
@@ -352,9 +530,16 @@
             <w:tcW w:type="dxa" w:w="2160"/>
           </w:tcPr>
           <w:p>
+            <w:pPr>
+              <w:spacing w:line="360" w:lineRule="auto" w:before="0" w:after="0"/>
+              <w:ind w:firstLine="0"/>
+              <w:jc w:val="both"/>
+            </w:pPr>
             <w:r>
               <w:rPr>
-                <w:sz w:val="18"/>
+                <w:rFonts w:ascii="Times New Roman" w:hAnsi="Times New Roman" w:eastAsia="Times New Roman" w:cs="Times New Roman"/>
+                <w:b w:val="0"/>
+                <w:sz w:val="22"/>
               </w:rPr>
               <w:t>ER-модель</w:t>
             </w:r>
@@ -365,9 +550,16 @@
             <w:tcW w:type="dxa" w:w="2160"/>
           </w:tcPr>
           <w:p>
+            <w:pPr>
+              <w:spacing w:line="360" w:lineRule="auto" w:before="0" w:after="0"/>
+              <w:ind w:firstLine="0"/>
+              <w:jc w:val="both"/>
+            </w:pPr>
             <w:r>
               <w:rPr>
-                <w:sz w:val="18"/>
+                <w:rFonts w:ascii="Times New Roman" w:hAnsi="Times New Roman" w:eastAsia="Times New Roman" w:cs="Times New Roman"/>
+                <w:b w:val="0"/>
+                <w:sz w:val="22"/>
               </w:rPr>
             </w:r>
           </w:p>
@@ -379,9 +571,16 @@
             <w:tcW w:type="dxa" w:w="2160"/>
           </w:tcPr>
           <w:p>
+            <w:pPr>
+              <w:spacing w:line="360" w:lineRule="auto" w:before="0" w:after="0"/>
+              <w:ind w:firstLine="0"/>
+              <w:jc w:val="both"/>
+            </w:pPr>
             <w:r>
               <w:rPr>
-                <w:sz w:val="18"/>
+                <w:rFonts w:ascii="Times New Roman" w:hAnsi="Times New Roman" w:eastAsia="Times New Roman" w:cs="Times New Roman"/>
+                <w:b w:val="0"/>
+                <w:sz w:val="22"/>
               </w:rPr>
               <w:t>Архитектура</w:t>
             </w:r>
@@ -392,9 +591,16 @@
             <w:tcW w:type="dxa" w:w="2160"/>
           </w:tcPr>
           <w:p>
+            <w:pPr>
+              <w:spacing w:line="360" w:lineRule="auto" w:before="0" w:after="0"/>
+              <w:ind w:firstLine="0"/>
+              <w:jc w:val="both"/>
+            </w:pPr>
             <w:r>
               <w:rPr>
-                <w:sz w:val="18"/>
+                <w:rFonts w:ascii="Times New Roman" w:hAnsi="Times New Roman" w:eastAsia="Times New Roman" w:cs="Times New Roman"/>
+                <w:b w:val="0"/>
+                <w:sz w:val="22"/>
               </w:rPr>
               <w:t>слои, узлы, интеграции, сеть</w:t>
             </w:r>
@@ -405,9 +611,16 @@
             <w:tcW w:type="dxa" w:w="2160"/>
           </w:tcPr>
           <w:p>
+            <w:pPr>
+              <w:spacing w:line="360" w:lineRule="auto" w:before="0" w:after="0"/>
+              <w:ind w:firstLine="0"/>
+              <w:jc w:val="both"/>
+            </w:pPr>
             <w:r>
               <w:rPr>
-                <w:sz w:val="18"/>
+                <w:rFonts w:ascii="Times New Roman" w:hAnsi="Times New Roman" w:eastAsia="Times New Roman" w:cs="Times New Roman"/>
+                <w:b w:val="0"/>
+                <w:sz w:val="22"/>
               </w:rPr>
               <w:t>схема размещения</w:t>
             </w:r>
@@ -418,9 +631,16 @@
             <w:tcW w:type="dxa" w:w="2160"/>
           </w:tcPr>
           <w:p>
+            <w:pPr>
+              <w:spacing w:line="360" w:lineRule="auto" w:before="0" w:after="0"/>
+              <w:ind w:firstLine="0"/>
+              <w:jc w:val="both"/>
+            </w:pPr>
             <w:r>
               <w:rPr>
-                <w:sz w:val="18"/>
+                <w:rFonts w:ascii="Times New Roman" w:hAnsi="Times New Roman" w:eastAsia="Times New Roman" w:cs="Times New Roman"/>
+                <w:b w:val="0"/>
+                <w:sz w:val="22"/>
               </w:rPr>
             </w:r>
           </w:p>
@@ -432,9 +652,16 @@
             <w:tcW w:type="dxa" w:w="2160"/>
           </w:tcPr>
           <w:p>
+            <w:pPr>
+              <w:spacing w:line="360" w:lineRule="auto" w:before="0" w:after="0"/>
+              <w:ind w:firstLine="0"/>
+              <w:jc w:val="both"/>
+            </w:pPr>
             <w:r>
               <w:rPr>
-                <w:sz w:val="18"/>
+                <w:rFonts w:ascii="Times New Roman" w:hAnsi="Times New Roman" w:eastAsia="Times New Roman" w:cs="Times New Roman"/>
+                <w:b w:val="0"/>
+                <w:sz w:val="22"/>
               </w:rPr>
               <w:t>ПО и оборудование</w:t>
             </w:r>
@@ -445,9 +672,16 @@
             <w:tcW w:type="dxa" w:w="2160"/>
           </w:tcPr>
           <w:p>
+            <w:pPr>
+              <w:spacing w:line="360" w:lineRule="auto" w:before="0" w:after="0"/>
+              <w:ind w:firstLine="0"/>
+              <w:jc w:val="both"/>
+            </w:pPr>
             <w:r>
               <w:rPr>
-                <w:sz w:val="18"/>
+                <w:rFonts w:ascii="Times New Roman" w:hAnsi="Times New Roman" w:eastAsia="Times New Roman" w:cs="Times New Roman"/>
+                <w:b w:val="0"/>
+                <w:sz w:val="22"/>
               </w:rPr>
               <w:t>ОС, СУБД, серверы, рабочие места</w:t>
             </w:r>
@@ -458,9 +692,16 @@
             <w:tcW w:type="dxa" w:w="2160"/>
           </w:tcPr>
           <w:p>
+            <w:pPr>
+              <w:spacing w:line="360" w:lineRule="auto" w:before="0" w:after="0"/>
+              <w:ind w:firstLine="0"/>
+              <w:jc w:val="both"/>
+            </w:pPr>
             <w:r>
               <w:rPr>
-                <w:sz w:val="18"/>
+                <w:rFonts w:ascii="Times New Roman" w:hAnsi="Times New Roman" w:eastAsia="Times New Roman" w:cs="Times New Roman"/>
+                <w:b w:val="0"/>
+                <w:sz w:val="22"/>
               </w:rPr>
               <w:t>спецификация</w:t>
             </w:r>
@@ -471,9 +712,16 @@
             <w:tcW w:type="dxa" w:w="2160"/>
           </w:tcPr>
           <w:p>
+            <w:pPr>
+              <w:spacing w:line="360" w:lineRule="auto" w:before="0" w:after="0"/>
+              <w:ind w:firstLine="0"/>
+              <w:jc w:val="both"/>
+            </w:pPr>
             <w:r>
               <w:rPr>
-                <w:sz w:val="18"/>
+                <w:rFonts w:ascii="Times New Roman" w:hAnsi="Times New Roman" w:eastAsia="Times New Roman" w:cs="Times New Roman"/>
+                <w:b w:val="0"/>
+                <w:sz w:val="22"/>
               </w:rPr>
             </w:r>
           </w:p>
@@ -485,9 +733,16 @@
             <w:tcW w:type="dxa" w:w="2160"/>
           </w:tcPr>
           <w:p>
+            <w:pPr>
+              <w:spacing w:line="360" w:lineRule="auto" w:before="0" w:after="0"/>
+              <w:ind w:firstLine="0"/>
+              <w:jc w:val="both"/>
+            </w:pPr>
             <w:r>
               <w:rPr>
-                <w:sz w:val="18"/>
+                <w:rFonts w:ascii="Times New Roman" w:hAnsi="Times New Roman" w:eastAsia="Times New Roman" w:cs="Times New Roman"/>
+                <w:b w:val="0"/>
+                <w:sz w:val="22"/>
               </w:rPr>
               <w:t>Жизненный цикл</w:t>
             </w:r>
@@ -498,9 +753,16 @@
             <w:tcW w:type="dxa" w:w="2160"/>
           </w:tcPr>
           <w:p>
+            <w:pPr>
+              <w:spacing w:line="360" w:lineRule="auto" w:before="0" w:after="0"/>
+              <w:ind w:firstLine="0"/>
+              <w:jc w:val="both"/>
+            </w:pPr>
             <w:r>
               <w:rPr>
-                <w:sz w:val="18"/>
+                <w:rFonts w:ascii="Times New Roman" w:hAnsi="Times New Roman" w:eastAsia="Times New Roman" w:cs="Times New Roman"/>
+                <w:b w:val="0"/>
+                <w:sz w:val="22"/>
               </w:rPr>
               <w:t>этап, владелец, план развития</w:t>
             </w:r>
@@ -511,9 +773,16 @@
             <w:tcW w:type="dxa" w:w="2160"/>
           </w:tcPr>
           <w:p>
+            <w:pPr>
+              <w:spacing w:line="360" w:lineRule="auto" w:before="0" w:after="0"/>
+              <w:ind w:firstLine="0"/>
+              <w:jc w:val="both"/>
+            </w:pPr>
             <w:r>
               <w:rPr>
-                <w:sz w:val="18"/>
+                <w:rFonts w:ascii="Times New Roman" w:hAnsi="Times New Roman" w:eastAsia="Times New Roman" w:cs="Times New Roman"/>
+                <w:b w:val="0"/>
+                <w:sz w:val="22"/>
               </w:rPr>
               <w:t>план ЖЦ</w:t>
             </w:r>
@@ -524,9 +793,16 @@
             <w:tcW w:type="dxa" w:w="2160"/>
           </w:tcPr>
           <w:p>
+            <w:pPr>
+              <w:spacing w:line="360" w:lineRule="auto" w:before="0" w:after="0"/>
+              <w:ind w:firstLine="0"/>
+              <w:jc w:val="both"/>
+            </w:pPr>
             <w:r>
               <w:rPr>
-                <w:sz w:val="18"/>
+                <w:rFonts w:ascii="Times New Roman" w:hAnsi="Times New Roman" w:eastAsia="Times New Roman" w:cs="Times New Roman"/>
+                <w:b w:val="0"/>
+                <w:sz w:val="22"/>
               </w:rPr>
             </w:r>
           </w:p>
@@ -538,9 +814,16 @@
             <w:tcW w:type="dxa" w:w="2160"/>
           </w:tcPr>
           <w:p>
+            <w:pPr>
+              <w:spacing w:line="360" w:lineRule="auto" w:before="0" w:after="0"/>
+              <w:ind w:firstLine="0"/>
+              <w:jc w:val="both"/>
+            </w:pPr>
             <w:r>
               <w:rPr>
-                <w:sz w:val="18"/>
+                <w:rFonts w:ascii="Times New Roman" w:hAnsi="Times New Roman" w:eastAsia="Times New Roman" w:cs="Times New Roman"/>
+                <w:b w:val="0"/>
+                <w:sz w:val="22"/>
               </w:rPr>
               <w:t>Эксплуатация</w:t>
             </w:r>
@@ -551,9 +834,16 @@
             <w:tcW w:type="dxa" w:w="2160"/>
           </w:tcPr>
           <w:p>
+            <w:pPr>
+              <w:spacing w:line="360" w:lineRule="auto" w:before="0" w:after="0"/>
+              <w:ind w:firstLine="0"/>
+              <w:jc w:val="both"/>
+            </w:pPr>
             <w:r>
               <w:rPr>
-                <w:sz w:val="18"/>
+                <w:rFonts w:ascii="Times New Roman" w:hAnsi="Times New Roman" w:eastAsia="Times New Roman" w:cs="Times New Roman"/>
+                <w:b w:val="0"/>
+                <w:sz w:val="22"/>
               </w:rPr>
               <w:t>регламент, поддержка, SLA, обучение</w:t>
             </w:r>
@@ -564,9 +854,16 @@
             <w:tcW w:type="dxa" w:w="2160"/>
           </w:tcPr>
           <w:p>
+            <w:pPr>
+              <w:spacing w:line="360" w:lineRule="auto" w:before="0" w:after="0"/>
+              <w:ind w:firstLine="0"/>
+              <w:jc w:val="both"/>
+            </w:pPr>
             <w:r>
               <w:rPr>
-                <w:sz w:val="18"/>
+                <w:rFonts w:ascii="Times New Roman" w:hAnsi="Times New Roman" w:eastAsia="Times New Roman" w:cs="Times New Roman"/>
+                <w:b w:val="0"/>
+                <w:sz w:val="22"/>
               </w:rPr>
               <w:t>инструкции</w:t>
             </w:r>
@@ -577,9 +874,16 @@
             <w:tcW w:type="dxa" w:w="2160"/>
           </w:tcPr>
           <w:p>
+            <w:pPr>
+              <w:spacing w:line="360" w:lineRule="auto" w:before="0" w:after="0"/>
+              <w:ind w:firstLine="0"/>
+              <w:jc w:val="both"/>
+            </w:pPr>
             <w:r>
               <w:rPr>
-                <w:sz w:val="18"/>
+                <w:rFonts w:ascii="Times New Roman" w:hAnsi="Times New Roman" w:eastAsia="Times New Roman" w:cs="Times New Roman"/>
+                <w:b w:val="0"/>
+                <w:sz w:val="22"/>
               </w:rPr>
             </w:r>
           </w:p>
@@ -591,9 +895,16 @@
             <w:tcW w:type="dxa" w:w="2160"/>
           </w:tcPr>
           <w:p>
+            <w:pPr>
+              <w:spacing w:line="360" w:lineRule="auto" w:before="0" w:after="0"/>
+              <w:ind w:firstLine="0"/>
+              <w:jc w:val="both"/>
+            </w:pPr>
             <w:r>
               <w:rPr>
-                <w:sz w:val="18"/>
+                <w:rFonts w:ascii="Times New Roman" w:hAnsi="Times New Roman" w:eastAsia="Times New Roman" w:cs="Times New Roman"/>
+                <w:b w:val="0"/>
+                <w:sz w:val="22"/>
               </w:rPr>
               <w:t>Безопасность</w:t>
             </w:r>
@@ -604,9 +915,16 @@
             <w:tcW w:type="dxa" w:w="2160"/>
           </w:tcPr>
           <w:p>
+            <w:pPr>
+              <w:spacing w:line="360" w:lineRule="auto" w:before="0" w:after="0"/>
+              <w:ind w:firstLine="0"/>
+              <w:jc w:val="both"/>
+            </w:pPr>
             <w:r>
               <w:rPr>
-                <w:sz w:val="18"/>
+                <w:rFonts w:ascii="Times New Roman" w:hAnsi="Times New Roman" w:eastAsia="Times New Roman" w:cs="Times New Roman"/>
+                <w:b w:val="0"/>
+                <w:sz w:val="22"/>
               </w:rPr>
               <w:t>угрозы, доступ, аудит, копии</w:t>
             </w:r>
@@ -617,9 +935,16 @@
             <w:tcW w:type="dxa" w:w="2160"/>
           </w:tcPr>
           <w:p>
+            <w:pPr>
+              <w:spacing w:line="360" w:lineRule="auto" w:before="0" w:after="0"/>
+              <w:ind w:firstLine="0"/>
+              <w:jc w:val="both"/>
+            </w:pPr>
             <w:r>
               <w:rPr>
-                <w:sz w:val="18"/>
+                <w:rFonts w:ascii="Times New Roman" w:hAnsi="Times New Roman" w:eastAsia="Times New Roman" w:cs="Times New Roman"/>
+                <w:b w:val="0"/>
+                <w:sz w:val="22"/>
               </w:rPr>
               <w:t>модель угроз</w:t>
             </w:r>
@@ -630,9 +955,16 @@
             <w:tcW w:type="dxa" w:w="2160"/>
           </w:tcPr>
           <w:p>
+            <w:pPr>
+              <w:spacing w:line="360" w:lineRule="auto" w:before="0" w:after="0"/>
+              <w:ind w:firstLine="0"/>
+              <w:jc w:val="both"/>
+            </w:pPr>
             <w:r>
               <w:rPr>
-                <w:sz w:val="18"/>
+                <w:rFonts w:ascii="Times New Roman" w:hAnsi="Times New Roman" w:eastAsia="Times New Roman" w:cs="Times New Roman"/>
+                <w:b w:val="0"/>
+                <w:sz w:val="22"/>
               </w:rPr>
             </w:r>
           </w:p>
@@ -644,9 +976,16 @@
             <w:tcW w:type="dxa" w:w="2160"/>
           </w:tcPr>
           <w:p>
+            <w:pPr>
+              <w:spacing w:line="360" w:lineRule="auto" w:before="0" w:after="0"/>
+              <w:ind w:firstLine="0"/>
+              <w:jc w:val="both"/>
+            </w:pPr>
             <w:r>
               <w:rPr>
-                <w:sz w:val="18"/>
+                <w:rFonts w:ascii="Times New Roman" w:hAnsi="Times New Roman" w:eastAsia="Times New Roman" w:cs="Times New Roman"/>
+                <w:b w:val="0"/>
+                <w:sz w:val="22"/>
               </w:rPr>
               <w:t>Надёжность</w:t>
             </w:r>
@@ -657,9 +996,16 @@
             <w:tcW w:type="dxa" w:w="2160"/>
           </w:tcPr>
           <w:p>
+            <w:pPr>
+              <w:spacing w:line="360" w:lineRule="auto" w:before="0" w:after="0"/>
+              <w:ind w:firstLine="0"/>
+              <w:jc w:val="both"/>
+            </w:pPr>
             <w:r>
               <w:rPr>
-                <w:sz w:val="18"/>
+                <w:rFonts w:ascii="Times New Roman" w:hAnsi="Times New Roman" w:eastAsia="Times New Roman" w:cs="Times New Roman"/>
+                <w:b w:val="0"/>
+                <w:sz w:val="22"/>
               </w:rPr>
               <w:t>RTO, RPO, резервирование, проверка</w:t>
             </w:r>
@@ -670,9 +1016,16 @@
             <w:tcW w:type="dxa" w:w="2160"/>
           </w:tcPr>
           <w:p>
+            <w:pPr>
+              <w:spacing w:line="360" w:lineRule="auto" w:before="0" w:after="0"/>
+              <w:ind w:firstLine="0"/>
+              <w:jc w:val="both"/>
+            </w:pPr>
             <w:r>
               <w:rPr>
-                <w:sz w:val="18"/>
+                <w:rFonts w:ascii="Times New Roman" w:hAnsi="Times New Roman" w:eastAsia="Times New Roman" w:cs="Times New Roman"/>
+                <w:b w:val="0"/>
+                <w:sz w:val="22"/>
               </w:rPr>
               <w:t>план восстановления</w:t>
             </w:r>
@@ -683,9 +1036,16 @@
             <w:tcW w:type="dxa" w:w="2160"/>
           </w:tcPr>
           <w:p>
+            <w:pPr>
+              <w:spacing w:line="360" w:lineRule="auto" w:before="0" w:after="0"/>
+              <w:ind w:firstLine="0"/>
+              <w:jc w:val="both"/>
+            </w:pPr>
             <w:r>
               <w:rPr>
-                <w:sz w:val="18"/>
+                <w:rFonts w:ascii="Times New Roman" w:hAnsi="Times New Roman" w:eastAsia="Times New Roman" w:cs="Times New Roman"/>
+                <w:b w:val="0"/>
+                <w:sz w:val="22"/>
               </w:rPr>
             </w:r>
           </w:p>
@@ -697,9 +1057,16 @@
             <w:tcW w:type="dxa" w:w="2160"/>
           </w:tcPr>
           <w:p>
+            <w:pPr>
+              <w:spacing w:line="360" w:lineRule="auto" w:before="0" w:after="0"/>
+              <w:ind w:firstLine="0"/>
+              <w:jc w:val="both"/>
+            </w:pPr>
             <w:r>
               <w:rPr>
-                <w:sz w:val="18"/>
+                <w:rFonts w:ascii="Times New Roman" w:hAnsi="Times New Roman" w:eastAsia="Times New Roman" w:cs="Times New Roman"/>
+                <w:b w:val="0"/>
+                <w:sz w:val="22"/>
               </w:rPr>
               <w:t>Эффективность</w:t>
             </w:r>
@@ -710,9 +1077,16 @@
             <w:tcW w:type="dxa" w:w="2160"/>
           </w:tcPr>
           <w:p>
+            <w:pPr>
+              <w:spacing w:line="360" w:lineRule="auto" w:before="0" w:after="0"/>
+              <w:ind w:firstLine="0"/>
+              <w:jc w:val="both"/>
+            </w:pPr>
             <w:r>
               <w:rPr>
-                <w:sz w:val="18"/>
+                <w:rFonts w:ascii="Times New Roman" w:hAnsi="Times New Roman" w:eastAsia="Times New Roman" w:cs="Times New Roman"/>
+                <w:b w:val="0"/>
+                <w:sz w:val="22"/>
               </w:rPr>
               <w:t>показатели, мониторинг, узкие места</w:t>
             </w:r>
@@ -723,9 +1097,16 @@
             <w:tcW w:type="dxa" w:w="2160"/>
           </w:tcPr>
           <w:p>
+            <w:pPr>
+              <w:spacing w:line="360" w:lineRule="auto" w:before="0" w:after="0"/>
+              <w:ind w:firstLine="0"/>
+              <w:jc w:val="both"/>
+            </w:pPr>
             <w:r>
               <w:rPr>
-                <w:sz w:val="18"/>
+                <w:rFonts w:ascii="Times New Roman" w:hAnsi="Times New Roman" w:eastAsia="Times New Roman" w:cs="Times New Roman"/>
+                <w:b w:val="0"/>
+                <w:sz w:val="22"/>
               </w:rPr>
               <w:t>метрики</w:t>
             </w:r>
@@ -736,9 +1117,16 @@
             <w:tcW w:type="dxa" w:w="2160"/>
           </w:tcPr>
           <w:p>
+            <w:pPr>
+              <w:spacing w:line="360" w:lineRule="auto" w:before="0" w:after="0"/>
+              <w:ind w:firstLine="0"/>
+              <w:jc w:val="both"/>
+            </w:pPr>
             <w:r>
               <w:rPr>
-                <w:sz w:val="18"/>
+                <w:rFonts w:ascii="Times New Roman" w:hAnsi="Times New Roman" w:eastAsia="Times New Roman" w:cs="Times New Roman"/>
+                <w:b w:val="0"/>
+                <w:sz w:val="22"/>
               </w:rPr>
             </w:r>
           </w:p>
@@ -750,9 +1138,16 @@
             <w:tcW w:type="dxa" w:w="2160"/>
           </w:tcPr>
           <w:p>
+            <w:pPr>
+              <w:spacing w:line="360" w:lineRule="auto" w:before="0" w:after="0"/>
+              <w:ind w:firstLine="0"/>
+              <w:jc w:val="both"/>
+            </w:pPr>
             <w:r>
               <w:rPr>
-                <w:sz w:val="18"/>
+                <w:rFonts w:ascii="Times New Roman" w:hAnsi="Times New Roman" w:eastAsia="Times New Roman" w:cs="Times New Roman"/>
+                <w:b w:val="0"/>
+                <w:sz w:val="22"/>
               </w:rPr>
               <w:t>Риски</w:t>
             </w:r>
@@ -763,9 +1158,16 @@
             <w:tcW w:type="dxa" w:w="2160"/>
           </w:tcPr>
           <w:p>
+            <w:pPr>
+              <w:spacing w:line="360" w:lineRule="auto" w:before="0" w:after="0"/>
+              <w:ind w:firstLine="0"/>
+              <w:jc w:val="both"/>
+            </w:pPr>
             <w:r>
               <w:rPr>
-                <w:sz w:val="18"/>
+                <w:rFonts w:ascii="Times New Roman" w:hAnsi="Times New Roman" w:eastAsia="Times New Roman" w:cs="Times New Roman"/>
+                <w:b w:val="0"/>
+                <w:sz w:val="22"/>
               </w:rPr>
               <w:t>вероятность, влияние, меры</w:t>
             </w:r>
@@ -776,9 +1178,16 @@
             <w:tcW w:type="dxa" w:w="2160"/>
           </w:tcPr>
           <w:p>
+            <w:pPr>
+              <w:spacing w:line="360" w:lineRule="auto" w:before="0" w:after="0"/>
+              <w:ind w:firstLine="0"/>
+              <w:jc w:val="both"/>
+            </w:pPr>
             <w:r>
               <w:rPr>
-                <w:sz w:val="18"/>
+                <w:rFonts w:ascii="Times New Roman" w:hAnsi="Times New Roman" w:eastAsia="Times New Roman" w:cs="Times New Roman"/>
+                <w:b w:val="0"/>
+                <w:sz w:val="22"/>
               </w:rPr>
               <w:t>реестр рисков</w:t>
             </w:r>
@@ -789,9 +1198,16 @@
             <w:tcW w:type="dxa" w:w="2160"/>
           </w:tcPr>
           <w:p>
+            <w:pPr>
+              <w:spacing w:line="360" w:lineRule="auto" w:before="0" w:after="0"/>
+              <w:ind w:firstLine="0"/>
+              <w:jc w:val="both"/>
+            </w:pPr>
             <w:r>
               <w:rPr>
-                <w:sz w:val="18"/>
+                <w:rFonts w:ascii="Times New Roman" w:hAnsi="Times New Roman" w:eastAsia="Times New Roman" w:cs="Times New Roman"/>
+                <w:b w:val="0"/>
+                <w:sz w:val="22"/>
               </w:rPr>
             </w:r>
           </w:p>
@@ -800,10 +1216,16 @@
     </w:tbl>
     <w:p/>
     <w:p>
+      <w:pPr>
+        <w:spacing w:line="360" w:lineRule="auto" w:before="0" w:after="0"/>
+        <w:ind w:firstLine="709"/>
+        <w:jc w:val="both"/>
+      </w:pPr>
       <w:r>
         <w:rPr>
+          <w:rFonts w:ascii="Times New Roman" w:hAnsi="Times New Roman" w:eastAsia="Times New Roman" w:cs="Times New Roman"/>
           <w:b/>
-          <w:sz w:val="24"/>
+          <w:sz w:val="28"/>
         </w:rPr>
         <w:t>Защита паспорта</w:t>
       </w:r>
@@ -812,6 +1234,7 @@
       <w:tblPr>
         <w:tblStyle w:val="TableGrid"/>
         <w:tblW w:type="auto" w:w="0"/>
+        <w:tblLayout w:type="autofit"/>
         <w:tblLook w:firstColumn="1" w:firstRow="1" w:lastColumn="0" w:lastRow="0" w:noHBand="0" w:noVBand="1" w:val="04A0"/>
       </w:tblPr>
       <w:tblGrid>
@@ -826,9 +1249,16 @@
             <w:tcW w:type="dxa" w:w="2160"/>
           </w:tcPr>
           <w:p>
+            <w:pPr>
+              <w:spacing w:line="360" w:lineRule="auto" w:before="0" w:after="0"/>
+              <w:ind w:firstLine="0"/>
+              <w:jc w:val="center"/>
+            </w:pPr>
             <w:r>
               <w:rPr>
-                <w:sz w:val="18"/>
+                <w:rFonts w:ascii="Times New Roman" w:hAnsi="Times New Roman" w:eastAsia="Times New Roman" w:cs="Times New Roman"/>
+                <w:b/>
+                <w:sz w:val="22"/>
               </w:rPr>
               <w:t>Критерий</w:t>
             </w:r>
@@ -839,9 +1269,16 @@
             <w:tcW w:type="dxa" w:w="2160"/>
           </w:tcPr>
           <w:p>
+            <w:pPr>
+              <w:spacing w:line="360" w:lineRule="auto" w:before="0" w:after="0"/>
+              <w:ind w:firstLine="0"/>
+              <w:jc w:val="center"/>
+            </w:pPr>
             <w:r>
               <w:rPr>
-                <w:sz w:val="18"/>
+                <w:rFonts w:ascii="Times New Roman" w:hAnsi="Times New Roman" w:eastAsia="Times New Roman" w:cs="Times New Roman"/>
+                <w:b/>
+                <w:sz w:val="22"/>
               </w:rPr>
               <w:t>Вопрос комиссии</w:t>
             </w:r>
@@ -852,9 +1289,16 @@
             <w:tcW w:type="dxa" w:w="2160"/>
           </w:tcPr>
           <w:p>
+            <w:pPr>
+              <w:spacing w:line="360" w:lineRule="auto" w:before="0" w:after="0"/>
+              <w:ind w:firstLine="0"/>
+              <w:jc w:val="center"/>
+            </w:pPr>
             <w:r>
               <w:rPr>
-                <w:sz w:val="18"/>
+                <w:rFonts w:ascii="Times New Roman" w:hAnsi="Times New Roman" w:eastAsia="Times New Roman" w:cs="Times New Roman"/>
+                <w:b/>
+                <w:sz w:val="22"/>
               </w:rPr>
               <w:t>Ответ</w:t>
             </w:r>
@@ -865,9 +1309,16 @@
             <w:tcW w:type="dxa" w:w="2160"/>
           </w:tcPr>
           <w:p>
+            <w:pPr>
+              <w:spacing w:line="360" w:lineRule="auto" w:before="0" w:after="0"/>
+              <w:ind w:firstLine="0"/>
+              <w:jc w:val="center"/>
+            </w:pPr>
             <w:r>
               <w:rPr>
-                <w:sz w:val="18"/>
+                <w:rFonts w:ascii="Times New Roman" w:hAnsi="Times New Roman" w:eastAsia="Times New Roman" w:cs="Times New Roman"/>
+                <w:b/>
+                <w:sz w:val="22"/>
               </w:rPr>
               <w:t>Оценка</w:t>
             </w:r>
@@ -880,9 +1331,16 @@
             <w:tcW w:type="dxa" w:w="2160"/>
           </w:tcPr>
           <w:p>
+            <w:pPr>
+              <w:spacing w:line="360" w:lineRule="auto" w:before="0" w:after="0"/>
+              <w:ind w:firstLine="0"/>
+              <w:jc w:val="both"/>
+            </w:pPr>
             <w:r>
               <w:rPr>
-                <w:sz w:val="18"/>
+                <w:rFonts w:ascii="Times New Roman" w:hAnsi="Times New Roman" w:eastAsia="Times New Roman" w:cs="Times New Roman"/>
+                <w:b w:val="0"/>
+                <w:sz w:val="22"/>
               </w:rPr>
               <w:t>Полнота</w:t>
             </w:r>
@@ -893,9 +1351,16 @@
             <w:tcW w:type="dxa" w:w="2160"/>
           </w:tcPr>
           <w:p>
+            <w:pPr>
+              <w:spacing w:line="360" w:lineRule="auto" w:before="0" w:after="0"/>
+              <w:ind w:firstLine="0"/>
+              <w:jc w:val="both"/>
+            </w:pPr>
             <w:r>
               <w:rPr>
-                <w:sz w:val="18"/>
+                <w:rFonts w:ascii="Times New Roman" w:hAnsi="Times New Roman" w:eastAsia="Times New Roman" w:cs="Times New Roman"/>
+                <w:b w:val="0"/>
+                <w:sz w:val="22"/>
               </w:rPr>
               <w:t>Все ли разделы связаны между собой?</w:t>
             </w:r>
@@ -906,9 +1371,16 @@
             <w:tcW w:type="dxa" w:w="2160"/>
           </w:tcPr>
           <w:p>
+            <w:pPr>
+              <w:spacing w:line="360" w:lineRule="auto" w:before="0" w:after="0"/>
+              <w:ind w:firstLine="0"/>
+              <w:jc w:val="both"/>
+            </w:pPr>
             <w:r>
               <w:rPr>
-                <w:sz w:val="18"/>
+                <w:rFonts w:ascii="Times New Roman" w:hAnsi="Times New Roman" w:eastAsia="Times New Roman" w:cs="Times New Roman"/>
+                <w:b w:val="0"/>
+                <w:sz w:val="22"/>
               </w:rPr>
             </w:r>
           </w:p>
@@ -918,9 +1390,16 @@
             <w:tcW w:type="dxa" w:w="2160"/>
           </w:tcPr>
           <w:p>
+            <w:pPr>
+              <w:spacing w:line="360" w:lineRule="auto" w:before="0" w:after="0"/>
+              <w:ind w:firstLine="0"/>
+              <w:jc w:val="both"/>
+            </w:pPr>
             <w:r>
               <w:rPr>
-                <w:sz w:val="18"/>
+                <w:rFonts w:ascii="Times New Roman" w:hAnsi="Times New Roman" w:eastAsia="Times New Roman" w:cs="Times New Roman"/>
+                <w:b w:val="0"/>
+                <w:sz w:val="22"/>
               </w:rPr>
             </w:r>
           </w:p>
@@ -932,9 +1411,16 @@
             <w:tcW w:type="dxa" w:w="2160"/>
           </w:tcPr>
           <w:p>
+            <w:pPr>
+              <w:spacing w:line="360" w:lineRule="auto" w:before="0" w:after="0"/>
+              <w:ind w:firstLine="0"/>
+              <w:jc w:val="both"/>
+            </w:pPr>
             <w:r>
               <w:rPr>
-                <w:sz w:val="18"/>
+                <w:rFonts w:ascii="Times New Roman" w:hAnsi="Times New Roman" w:eastAsia="Times New Roman" w:cs="Times New Roman"/>
+                <w:b w:val="0"/>
+                <w:sz w:val="22"/>
               </w:rPr>
               <w:t>Доказательность</w:t>
             </w:r>
@@ -945,9 +1431,16 @@
             <w:tcW w:type="dxa" w:w="2160"/>
           </w:tcPr>
           <w:p>
+            <w:pPr>
+              <w:spacing w:line="360" w:lineRule="auto" w:before="0" w:after="0"/>
+              <w:ind w:firstLine="0"/>
+              <w:jc w:val="both"/>
+            </w:pPr>
             <w:r>
               <w:rPr>
-                <w:sz w:val="18"/>
+                <w:rFonts w:ascii="Times New Roman" w:hAnsi="Times New Roman" w:eastAsia="Times New Roman" w:cs="Times New Roman"/>
+                <w:b w:val="0"/>
+                <w:sz w:val="22"/>
               </w:rPr>
               <w:t>Чем подтверждено каждое число?</w:t>
             </w:r>
@@ -958,9 +1451,16 @@
             <w:tcW w:type="dxa" w:w="2160"/>
           </w:tcPr>
           <w:p>
+            <w:pPr>
+              <w:spacing w:line="360" w:lineRule="auto" w:before="0" w:after="0"/>
+              <w:ind w:firstLine="0"/>
+              <w:jc w:val="both"/>
+            </w:pPr>
             <w:r>
               <w:rPr>
-                <w:sz w:val="18"/>
+                <w:rFonts w:ascii="Times New Roman" w:hAnsi="Times New Roman" w:eastAsia="Times New Roman" w:cs="Times New Roman"/>
+                <w:b w:val="0"/>
+                <w:sz w:val="22"/>
               </w:rPr>
             </w:r>
           </w:p>
@@ -970,9 +1470,16 @@
             <w:tcW w:type="dxa" w:w="2160"/>
           </w:tcPr>
           <w:p>
+            <w:pPr>
+              <w:spacing w:line="360" w:lineRule="auto" w:before="0" w:after="0"/>
+              <w:ind w:firstLine="0"/>
+              <w:jc w:val="both"/>
+            </w:pPr>
             <w:r>
               <w:rPr>
-                <w:sz w:val="18"/>
+                <w:rFonts w:ascii="Times New Roman" w:hAnsi="Times New Roman" w:eastAsia="Times New Roman" w:cs="Times New Roman"/>
+                <w:b w:val="0"/>
+                <w:sz w:val="22"/>
               </w:rPr>
             </w:r>
           </w:p>
@@ -984,9 +1491,16 @@
             <w:tcW w:type="dxa" w:w="2160"/>
           </w:tcPr>
           <w:p>
+            <w:pPr>
+              <w:spacing w:line="360" w:lineRule="auto" w:before="0" w:after="0"/>
+              <w:ind w:firstLine="0"/>
+              <w:jc w:val="both"/>
+            </w:pPr>
             <w:r>
               <w:rPr>
-                <w:sz w:val="18"/>
+                <w:rFonts w:ascii="Times New Roman" w:hAnsi="Times New Roman" w:eastAsia="Times New Roman" w:cs="Times New Roman"/>
+                <w:b w:val="0"/>
+                <w:sz w:val="22"/>
               </w:rPr>
               <w:t>Непротиворечивость</w:t>
             </w:r>
@@ -997,9 +1511,16 @@
             <w:tcW w:type="dxa" w:w="2160"/>
           </w:tcPr>
           <w:p>
+            <w:pPr>
+              <w:spacing w:line="360" w:lineRule="auto" w:before="0" w:after="0"/>
+              <w:ind w:firstLine="0"/>
+              <w:jc w:val="both"/>
+            </w:pPr>
             <w:r>
               <w:rPr>
-                <w:sz w:val="18"/>
+                <w:rFonts w:ascii="Times New Roman" w:hAnsi="Times New Roman" w:eastAsia="Times New Roman" w:cs="Times New Roman"/>
+                <w:b w:val="0"/>
+                <w:sz w:val="22"/>
               </w:rPr>
               <w:t>Не спорят ли архитектура и нагрузка?</w:t>
             </w:r>
@@ -1010,9 +1531,16 @@
             <w:tcW w:type="dxa" w:w="2160"/>
           </w:tcPr>
           <w:p>
+            <w:pPr>
+              <w:spacing w:line="360" w:lineRule="auto" w:before="0" w:after="0"/>
+              <w:ind w:firstLine="0"/>
+              <w:jc w:val="both"/>
+            </w:pPr>
             <w:r>
               <w:rPr>
-                <w:sz w:val="18"/>
+                <w:rFonts w:ascii="Times New Roman" w:hAnsi="Times New Roman" w:eastAsia="Times New Roman" w:cs="Times New Roman"/>
+                <w:b w:val="0"/>
+                <w:sz w:val="22"/>
               </w:rPr>
             </w:r>
           </w:p>
@@ -1022,9 +1550,16 @@
             <w:tcW w:type="dxa" w:w="2160"/>
           </w:tcPr>
           <w:p>
+            <w:pPr>
+              <w:spacing w:line="360" w:lineRule="auto" w:before="0" w:after="0"/>
+              <w:ind w:firstLine="0"/>
+              <w:jc w:val="both"/>
+            </w:pPr>
             <w:r>
               <w:rPr>
-                <w:sz w:val="18"/>
+                <w:rFonts w:ascii="Times New Roman" w:hAnsi="Times New Roman" w:eastAsia="Times New Roman" w:cs="Times New Roman"/>
+                <w:b w:val="0"/>
+                <w:sz w:val="22"/>
               </w:rPr>
             </w:r>
           </w:p>
@@ -1036,9 +1571,16 @@
             <w:tcW w:type="dxa" w:w="2160"/>
           </w:tcPr>
           <w:p>
+            <w:pPr>
+              <w:spacing w:line="360" w:lineRule="auto" w:before="0" w:after="0"/>
+              <w:ind w:firstLine="0"/>
+              <w:jc w:val="both"/>
+            </w:pPr>
             <w:r>
               <w:rPr>
-                <w:sz w:val="18"/>
+                <w:rFonts w:ascii="Times New Roman" w:hAnsi="Times New Roman" w:eastAsia="Times New Roman" w:cs="Times New Roman"/>
+                <w:b w:val="0"/>
+                <w:sz w:val="22"/>
               </w:rPr>
               <w:t>Эксплуатируемость</w:t>
             </w:r>
@@ -1049,9 +1591,16 @@
             <w:tcW w:type="dxa" w:w="2160"/>
           </w:tcPr>
           <w:p>
+            <w:pPr>
+              <w:spacing w:line="360" w:lineRule="auto" w:before="0" w:after="0"/>
+              <w:ind w:firstLine="0"/>
+              <w:jc w:val="both"/>
+            </w:pPr>
             <w:r>
               <w:rPr>
-                <w:sz w:val="18"/>
+                <w:rFonts w:ascii="Times New Roman" w:hAnsi="Times New Roman" w:eastAsia="Times New Roman" w:cs="Times New Roman"/>
+                <w:b w:val="0"/>
+                <w:sz w:val="22"/>
               </w:rPr>
               <w:t>Кто и как будет поддерживать систему?</w:t>
             </w:r>
@@ -1062,9 +1611,16 @@
             <w:tcW w:type="dxa" w:w="2160"/>
           </w:tcPr>
           <w:p>
+            <w:pPr>
+              <w:spacing w:line="360" w:lineRule="auto" w:before="0" w:after="0"/>
+              <w:ind w:firstLine="0"/>
+              <w:jc w:val="both"/>
+            </w:pPr>
             <w:r>
               <w:rPr>
-                <w:sz w:val="18"/>
+                <w:rFonts w:ascii="Times New Roman" w:hAnsi="Times New Roman" w:eastAsia="Times New Roman" w:cs="Times New Roman"/>
+                <w:b w:val="0"/>
+                <w:sz w:val="22"/>
               </w:rPr>
             </w:r>
           </w:p>
@@ -1074,9 +1630,16 @@
             <w:tcW w:type="dxa" w:w="2160"/>
           </w:tcPr>
           <w:p>
+            <w:pPr>
+              <w:spacing w:line="360" w:lineRule="auto" w:before="0" w:after="0"/>
+              <w:ind w:firstLine="0"/>
+              <w:jc w:val="both"/>
+            </w:pPr>
             <w:r>
               <w:rPr>
-                <w:sz w:val="18"/>
+                <w:rFonts w:ascii="Times New Roman" w:hAnsi="Times New Roman" w:eastAsia="Times New Roman" w:cs="Times New Roman"/>
+                <w:b w:val="0"/>
+                <w:sz w:val="22"/>
               </w:rPr>
             </w:r>
           </w:p>
@@ -1088,9 +1651,16 @@
             <w:tcW w:type="dxa" w:w="2160"/>
           </w:tcPr>
           <w:p>
+            <w:pPr>
+              <w:spacing w:line="360" w:lineRule="auto" w:before="0" w:after="0"/>
+              <w:ind w:firstLine="0"/>
+              <w:jc w:val="both"/>
+            </w:pPr>
             <w:r>
               <w:rPr>
-                <w:sz w:val="18"/>
+                <w:rFonts w:ascii="Times New Roman" w:hAnsi="Times New Roman" w:eastAsia="Times New Roman" w:cs="Times New Roman"/>
+                <w:b w:val="0"/>
+                <w:sz w:val="22"/>
               </w:rPr>
               <w:t>Безопасность</w:t>
             </w:r>
@@ -1101,9 +1671,16 @@
             <w:tcW w:type="dxa" w:w="2160"/>
           </w:tcPr>
           <w:p>
+            <w:pPr>
+              <w:spacing w:line="360" w:lineRule="auto" w:before="0" w:after="0"/>
+              <w:ind w:firstLine="0"/>
+              <w:jc w:val="both"/>
+            </w:pPr>
             <w:r>
               <w:rPr>
-                <w:sz w:val="18"/>
+                <w:rFonts w:ascii="Times New Roman" w:hAnsi="Times New Roman" w:eastAsia="Times New Roman" w:cs="Times New Roman"/>
+                <w:b w:val="0"/>
+                <w:sz w:val="22"/>
               </w:rPr>
               <w:t>Кто имеет доступ и как это проверяется?</w:t>
             </w:r>
@@ -1114,9 +1691,16 @@
             <w:tcW w:type="dxa" w:w="2160"/>
           </w:tcPr>
           <w:p>
+            <w:pPr>
+              <w:spacing w:line="360" w:lineRule="auto" w:before="0" w:after="0"/>
+              <w:ind w:firstLine="0"/>
+              <w:jc w:val="both"/>
+            </w:pPr>
             <w:r>
               <w:rPr>
-                <w:sz w:val="18"/>
+                <w:rFonts w:ascii="Times New Roman" w:hAnsi="Times New Roman" w:eastAsia="Times New Roman" w:cs="Times New Roman"/>
+                <w:b w:val="0"/>
+                <w:sz w:val="22"/>
               </w:rPr>
             </w:r>
           </w:p>
@@ -1126,9 +1710,16 @@
             <w:tcW w:type="dxa" w:w="2160"/>
           </w:tcPr>
           <w:p>
+            <w:pPr>
+              <w:spacing w:line="360" w:lineRule="auto" w:before="0" w:after="0"/>
+              <w:ind w:firstLine="0"/>
+              <w:jc w:val="both"/>
+            </w:pPr>
             <w:r>
               <w:rPr>
-                <w:sz w:val="18"/>
+                <w:rFonts w:ascii="Times New Roman" w:hAnsi="Times New Roman" w:eastAsia="Times New Roman" w:cs="Times New Roman"/>
+                <w:b w:val="0"/>
+                <w:sz w:val="22"/>
               </w:rPr>
             </w:r>
           </w:p>
@@ -1140,9 +1731,16 @@
             <w:tcW w:type="dxa" w:w="2160"/>
           </w:tcPr>
           <w:p>
+            <w:pPr>
+              <w:spacing w:line="360" w:lineRule="auto" w:before="0" w:after="0"/>
+              <w:ind w:firstLine="0"/>
+              <w:jc w:val="both"/>
+            </w:pPr>
             <w:r>
               <w:rPr>
-                <w:sz w:val="18"/>
+                <w:rFonts w:ascii="Times New Roman" w:hAnsi="Times New Roman" w:eastAsia="Times New Roman" w:cs="Times New Roman"/>
+                <w:b w:val="0"/>
+                <w:sz w:val="22"/>
               </w:rPr>
               <w:t>Риски</w:t>
             </w:r>
@@ -1153,9 +1751,16 @@
             <w:tcW w:type="dxa" w:w="2160"/>
           </w:tcPr>
           <w:p>
+            <w:pPr>
+              <w:spacing w:line="360" w:lineRule="auto" w:before="0" w:after="0"/>
+              <w:ind w:firstLine="0"/>
+              <w:jc w:val="both"/>
+            </w:pPr>
             <w:r>
               <w:rPr>
-                <w:sz w:val="18"/>
+                <w:rFonts w:ascii="Times New Roman" w:hAnsi="Times New Roman" w:eastAsia="Times New Roman" w:cs="Times New Roman"/>
+                <w:b w:val="0"/>
+                <w:sz w:val="22"/>
               </w:rPr>
               <w:t>Что случится при отказе узла?</w:t>
             </w:r>
@@ -1166,9 +1771,16 @@
             <w:tcW w:type="dxa" w:w="2160"/>
           </w:tcPr>
           <w:p>
+            <w:pPr>
+              <w:spacing w:line="360" w:lineRule="auto" w:before="0" w:after="0"/>
+              <w:ind w:firstLine="0"/>
+              <w:jc w:val="both"/>
+            </w:pPr>
             <w:r>
               <w:rPr>
-                <w:sz w:val="18"/>
+                <w:rFonts w:ascii="Times New Roman" w:hAnsi="Times New Roman" w:eastAsia="Times New Roman" w:cs="Times New Roman"/>
+                <w:b w:val="0"/>
+                <w:sz w:val="22"/>
               </w:rPr>
             </w:r>
           </w:p>
@@ -1178,9 +1790,16 @@
             <w:tcW w:type="dxa" w:w="2160"/>
           </w:tcPr>
           <w:p>
+            <w:pPr>
+              <w:spacing w:line="360" w:lineRule="auto" w:before="0" w:after="0"/>
+              <w:ind w:firstLine="0"/>
+              <w:jc w:val="both"/>
+            </w:pPr>
             <w:r>
               <w:rPr>
-                <w:sz w:val="18"/>
+                <w:rFonts w:ascii="Times New Roman" w:hAnsi="Times New Roman" w:eastAsia="Times New Roman" w:cs="Times New Roman"/>
+                <w:b w:val="0"/>
+                <w:sz w:val="22"/>
               </w:rPr>
             </w:r>
           </w:p>
@@ -1189,10 +1808,16 @@
     </w:tbl>
     <w:p/>
     <w:p>
+      <w:pPr>
+        <w:spacing w:line="360" w:lineRule="auto" w:before="0" w:after="0"/>
+        <w:ind w:firstLine="709"/>
+        <w:jc w:val="both"/>
+      </w:pPr>
       <w:r>
         <w:rPr>
+          <w:rFonts w:ascii="Times New Roman" w:hAnsi="Times New Roman" w:eastAsia="Times New Roman" w:cs="Times New Roman"/>
           <w:b/>
-          <w:sz w:val="24"/>
+          <w:sz w:val="28"/>
         </w:rPr>
         <w:t>Скриншоты выполнения работы</w:t>
       </w:r>
@@ -1200,12 +1825,15 @@
     <w:p/>
     <w:p>
       <w:pPr>
+        <w:spacing w:line="360" w:lineRule="auto" w:before="0" w:after="0"/>
+        <w:ind w:firstLine="0"/>
         <w:jc w:val="center"/>
       </w:pPr>
       <w:r>
         <w:rPr>
+          <w:rFonts w:ascii="Times New Roman" w:hAnsi="Times New Roman" w:eastAsia="Times New Roman" w:cs="Times New Roman"/>
           <w:i/>
-          <w:sz w:val="22"/>
+          <w:sz w:val="28"/>
         </w:rPr>
         <w:t>[ Место для скриншота: схема архитектуры ]</w:t>
       </w:r>
@@ -1213,12 +1841,15 @@
     <w:p/>
     <w:p>
       <w:pPr>
+        <w:spacing w:line="360" w:lineRule="auto" w:before="0" w:after="0"/>
+        <w:ind w:firstLine="0"/>
         <w:jc w:val="center"/>
       </w:pPr>
       <w:r>
         <w:rPr>
+          <w:rFonts w:ascii="Times New Roman" w:hAnsi="Times New Roman" w:eastAsia="Times New Roman" w:cs="Times New Roman"/>
           <w:i/>
-          <w:sz w:val="22"/>
+          <w:sz w:val="28"/>
         </w:rPr>
         <w:t>[ Место для скриншота: таблица функций и данных ]</w:t>
       </w:r>
@@ -1226,12 +1857,15 @@
     <w:p/>
     <w:p>
       <w:pPr>
+        <w:spacing w:line="360" w:lineRule="auto" w:before="0" w:after="0"/>
+        <w:ind w:firstLine="0"/>
         <w:jc w:val="center"/>
       </w:pPr>
       <w:r>
         <w:rPr>
+          <w:rFonts w:ascii="Times New Roman" w:hAnsi="Times New Roman" w:eastAsia="Times New Roman" w:cs="Times New Roman"/>
           <w:i/>
-          <w:sz w:val="22"/>
+          <w:sz w:val="28"/>
         </w:rPr>
         <w:t>[ Место для скриншота: раздел эксплуатации и SLA ]</w:t>
       </w:r>
@@ -1239,12 +1873,15 @@
     <w:p/>
     <w:p>
       <w:pPr>
+        <w:spacing w:line="360" w:lineRule="auto" w:before="0" w:after="0"/>
+        <w:ind w:firstLine="0"/>
         <w:jc w:val="center"/>
       </w:pPr>
       <w:r>
         <w:rPr>
+          <w:rFonts w:ascii="Times New Roman" w:hAnsi="Times New Roman" w:eastAsia="Times New Roman" w:cs="Times New Roman"/>
           <w:i/>
-          <w:sz w:val="22"/>
+          <w:sz w:val="28"/>
         </w:rPr>
         <w:t>[ Место для скриншота: раздел безопасности и копий ]</w:t>
       </w:r>
@@ -1252,84 +1889,132 @@
     <w:p/>
     <w:p>
       <w:pPr>
+        <w:spacing w:line="360" w:lineRule="auto" w:before="0" w:after="0"/>
+        <w:ind w:firstLine="0"/>
         <w:jc w:val="center"/>
       </w:pPr>
       <w:r>
         <w:rPr>
+          <w:rFonts w:ascii="Times New Roman" w:hAnsi="Times New Roman" w:eastAsia="Times New Roman" w:cs="Times New Roman"/>
           <w:i/>
-          <w:sz w:val="22"/>
+          <w:sz w:val="28"/>
         </w:rPr>
         <w:t>[ Место для скриншота: выступление с паспортом ]</w:t>
       </w:r>
     </w:p>
     <w:p/>
     <w:p>
+      <w:pPr>
+        <w:pStyle w:val="Heading1"/>
+        <w:keepNext/>
+        <w:keepLines/>
+        <w:spacing w:line="240" w:lineRule="auto" w:before="240" w:after="0"/>
+        <w:ind w:firstLine="0" w:left="0"/>
+        <w:jc w:val="both"/>
+      </w:pPr>
       <w:r>
         <w:rPr>
-          <w:b/>
-          <w:sz w:val="24"/>
+          <w:rFonts w:ascii="Times New Roman" w:hAnsi="Times New Roman" w:eastAsia="Times New Roman" w:cs="Times New Roman"/>
+          <w:b w:val="0"/>
+          <w:sz w:val="28"/>
         </w:rPr>
         <w:t>Вывод</w:t>
       </w:r>
     </w:p>
     <w:p>
+      <w:pPr>
+        <w:spacing w:line="360" w:lineRule="auto" w:before="0" w:after="0"/>
+        <w:ind w:firstLine="709"/>
+        <w:jc w:val="both"/>
+      </w:pPr>
       <w:r>
         <w:rPr>
+          <w:rFonts w:ascii="Times New Roman" w:hAnsi="Times New Roman" w:eastAsia="Times New Roman" w:cs="Times New Roman"/>
           <w:b w:val="0"/>
-          <w:sz w:val="24"/>
+          <w:sz w:val="28"/>
         </w:rPr>
         <w:t>Какой раздел оказался самым трудным и почему? Какое решение в паспорте пришлось изменить после проверки на другом разделе? Что бы вы сделали в первую очередь, если бы систему передали вам на сопровождение завтра?</w:t>
       </w:r>
     </w:p>
     <w:p>
+      <w:pPr>
+        <w:spacing w:line="360" w:lineRule="auto" w:before="0" w:after="0"/>
+        <w:ind w:firstLine="709"/>
+        <w:jc w:val="both"/>
+      </w:pPr>
       <w:r>
         <w:rPr>
+          <w:rFonts w:ascii="Times New Roman" w:hAnsi="Times New Roman" w:eastAsia="Times New Roman" w:cs="Times New Roman"/>
           <w:b w:val="0"/>
-          <w:sz w:val="24"/>
+          <w:sz w:val="28"/>
         </w:rPr>
         <w:t>________________________________________________________________________</w:t>
       </w:r>
     </w:p>
     <w:p>
+      <w:pPr>
+        <w:spacing w:line="360" w:lineRule="auto" w:before="0" w:after="0"/>
+        <w:ind w:firstLine="709"/>
+        <w:jc w:val="both"/>
+      </w:pPr>
       <w:r>
         <w:rPr>
+          <w:rFonts w:ascii="Times New Roman" w:hAnsi="Times New Roman" w:eastAsia="Times New Roman" w:cs="Times New Roman"/>
           <w:b w:val="0"/>
-          <w:sz w:val="24"/>
+          <w:sz w:val="28"/>
         </w:rPr>
         <w:t>________________________________________________________________________</w:t>
       </w:r>
     </w:p>
     <w:p>
+      <w:pPr>
+        <w:spacing w:line="360" w:lineRule="auto" w:before="0" w:after="0"/>
+        <w:ind w:firstLine="709"/>
+        <w:jc w:val="both"/>
+      </w:pPr>
       <w:r>
         <w:rPr>
+          <w:rFonts w:ascii="Times New Roman" w:hAnsi="Times New Roman" w:eastAsia="Times New Roman" w:cs="Times New Roman"/>
           <w:b w:val="0"/>
-          <w:sz w:val="24"/>
+          <w:sz w:val="28"/>
         </w:rPr>
         <w:t>________________________________________________________________________</w:t>
       </w:r>
     </w:p>
     <w:p>
+      <w:pPr>
+        <w:spacing w:line="360" w:lineRule="auto" w:before="0" w:after="0"/>
+        <w:ind w:firstLine="709"/>
+        <w:jc w:val="both"/>
+      </w:pPr>
       <w:r>
         <w:rPr>
+          <w:rFonts w:ascii="Times New Roman" w:hAnsi="Times New Roman" w:eastAsia="Times New Roman" w:cs="Times New Roman"/>
           <w:b w:val="0"/>
-          <w:sz w:val="24"/>
+          <w:sz w:val="28"/>
         </w:rPr>
         <w:t>________________________________________________________________________</w:t>
       </w:r>
     </w:p>
     <w:p>
+      <w:pPr>
+        <w:spacing w:line="360" w:lineRule="auto" w:before="0" w:after="0"/>
+        <w:ind w:firstLine="709"/>
+        <w:jc w:val="both"/>
+      </w:pPr>
       <w:r>
         <w:rPr>
+          <w:rFonts w:ascii="Times New Roman" w:hAnsi="Times New Roman" w:eastAsia="Times New Roman" w:cs="Times New Roman"/>
           <w:b w:val="0"/>
-          <w:sz w:val="24"/>
+          <w:sz w:val="28"/>
         </w:rPr>
         <w:t>________________________________________________________________________</w:t>
       </w:r>
     </w:p>
     <w:p/>
     <w:sectPr>
-      <w:pgSz w:w="12240" w:h="15840"/>
-      <w:pgMar w:top="1440" w:right="1800" w:bottom="1440" w:left="1800" w:header="720" w:footer="720" w:gutter="0"/>
+      <w:pgSz w:w="11906" w:h="16838"/>
+      <w:pgMar w:top="1134" w:right="850" w:bottom="1134" w:left="1701" w:header="720" w:footer="720" w:gutter="0"/>
       <w:cols w:space="720"/>
       <w:docGrid w:linePitch="360"/>
     </w:sectPr>
@@ -1700,9 +2385,14 @@
     <w:name w:val="Normal"/>
     <w:qFormat/>
     <w:rsid w:val="00FC693F"/>
+    <w:pPr>
+      <w:spacing w:line="360" w:lineRule="auto" w:before="0" w:after="0"/>
+      <w:ind w:firstLine="709"/>
+      <w:jc w:val="both"/>
+    </w:pPr>
     <w:rPr>
-      <w:rFonts w:ascii="Times New Roman" w:hAnsi="Times New Roman"/>
-      <w:sz w:val="24"/>
+      <w:rFonts w:ascii="Times New Roman" w:hAnsi="Times New Roman" w:eastAsia="Times New Roman" w:cs="Times New Roman"/>
+      <w:sz w:val="28"/>
     </w:rPr>
   </w:style>
   <w:style w:type="paragraph" w:styleId="Header">
@@ -1760,12 +2450,14 @@
     <w:pPr>
       <w:keepNext/>
       <w:keepLines/>
-      <w:spacing w:before="480" w:after="0"/>
+      <w:spacing w:before="240" w:after="0" w:line="240" w:lineRule="auto"/>
+      <w:ind w:firstLine="0" w:left="0"/>
+      <w:jc w:val="both"/>
       <w:outlineLvl w:val="0"/>
     </w:pPr>
     <w:rPr>
-      <w:rFonts w:asciiTheme="majorHAnsi" w:eastAsiaTheme="majorEastAsia" w:hAnsiTheme="majorHAnsi" w:cstheme="majorBidi"/>
-      <w:b/>
+      <w:rFonts w:asciiTheme="majorHAnsi" w:eastAsiaTheme="majorEastAsia" w:hAnsiTheme="majorHAnsi" w:cstheme="majorBidi" w:ascii="Times New Roman" w:hAnsi="Times New Roman" w:eastAsia="Times New Roman" w:cs="Times New Roman"/>
+      <w:b w:val="0"/>
       <w:bCs/>
       <w:color w:val="365F91" w:themeColor="accent1" w:themeShade="BF"/>
       <w:sz w:val="28"/>
@@ -1784,15 +2476,17 @@
     <w:pPr>
       <w:keepNext/>
       <w:keepLines/>
-      <w:spacing w:before="200" w:after="0"/>
+      <w:spacing w:before="40" w:after="0" w:line="240" w:lineRule="auto"/>
+      <w:ind w:firstLine="0" w:left="0"/>
+      <w:jc w:val="left"/>
       <w:outlineLvl w:val="1"/>
     </w:pPr>
     <w:rPr>
-      <w:rFonts w:asciiTheme="majorHAnsi" w:eastAsiaTheme="majorEastAsia" w:hAnsiTheme="majorHAnsi" w:cstheme="majorBidi"/>
+      <w:rFonts w:asciiTheme="majorHAnsi" w:eastAsiaTheme="majorEastAsia" w:hAnsiTheme="majorHAnsi" w:cstheme="majorBidi" w:ascii="Times New Roman" w:hAnsi="Times New Roman" w:eastAsia="Times New Roman" w:cs="Times New Roman"/>
       <w:b/>
       <w:bCs/>
       <w:color w:val="4F81BD" w:themeColor="accent1"/>
-      <w:sz w:val="26"/>
+      <w:sz w:val="28"/>
       <w:szCs w:val="26"/>
     </w:rPr>
   </w:style>
@@ -2122,9 +2816,14 @@
     <w:qFormat/>
     <w:rsid w:val="00FC693F"/>
     <w:pPr>
-      <w:ind w:left="720"/>
+      <w:spacing w:line="360" w:lineRule="auto" w:before="0" w:after="0"/>
+      <w:ind w:left="709" w:firstLine="0"/>
       <w:contextualSpacing/>
     </w:pPr>
+    <w:rPr>
+      <w:rFonts w:ascii="Times New Roman" w:hAnsi="Times New Roman" w:eastAsia="Times New Roman" w:cs="Times New Roman"/>
+      <w:sz w:val="28"/>
+    </w:rPr>
   </w:style>
   <w:style w:type="paragraph" w:styleId="BodyText">
     <w:name w:val="Body Text"/>

--- a/courses/4/uifis/reports/UIFIS_practice-14_report-template.docx
+++ b/courses/4/uifis/reports/UIFIS_practice-14_report-template.docx
@@ -12,6 +12,7 @@
         <w:rPr>
           <w:rFonts w:ascii="Times New Roman" w:hAnsi="Times New Roman" w:eastAsia="Times New Roman" w:cs="Times New Roman"/>
           <w:b/>
+          <w:color w:val="000000"/>
           <w:sz w:val="28"/>
         </w:rPr>
         <w:t>Устройство и функционирование информационной системы (МДК.06.03)</w:t>
@@ -27,6 +28,7 @@
         <w:rPr>
           <w:rFonts w:ascii="Times New Roman" w:hAnsi="Times New Roman" w:eastAsia="Times New Roman" w:cs="Times New Roman"/>
           <w:b/>
+          <w:color w:val="000000"/>
           <w:sz w:val="28"/>
         </w:rPr>
         <w:t>Отчёт по практической работе 14</w:t>
@@ -42,6 +44,7 @@
         <w:rPr>
           <w:rFonts w:ascii="Times New Roman" w:hAnsi="Times New Roman" w:eastAsia="Times New Roman" w:cs="Times New Roman"/>
           <w:b w:val="0"/>
+          <w:color w:val="000000"/>
           <w:sz w:val="28"/>
         </w:rPr>
         <w:t>Тема: Комплексное задание: паспорт информационной системы</w:t>
@@ -58,6 +61,7 @@
         <w:rPr>
           <w:rFonts w:ascii="Times New Roman" w:hAnsi="Times New Roman" w:eastAsia="Times New Roman" w:cs="Times New Roman"/>
           <w:b w:val="0"/>
+          <w:color w:val="000000"/>
           <w:sz w:val="28"/>
         </w:rPr>
         <w:t>ФИО студента: ______________________________________</w:t>
@@ -73,6 +77,7 @@
         <w:rPr>
           <w:rFonts w:ascii="Times New Roman" w:hAnsi="Times New Roman" w:eastAsia="Times New Roman" w:cs="Times New Roman"/>
           <w:b w:val="0"/>
+          <w:color w:val="000000"/>
           <w:sz w:val="28"/>
         </w:rPr>
         <w:t>Группа: ______________________  Дата: _______________</w:t>
@@ -84,14 +89,16 @@
         <w:pStyle w:val="Heading1"/>
         <w:keepNext/>
         <w:keepLines/>
+        <w:pageBreakBefore/>
         <w:spacing w:line="240" w:lineRule="auto" w:before="240" w:after="0"/>
-        <w:ind w:firstLine="0" w:left="0"/>
+        <w:ind w:left="0" w:firstLine="0"/>
         <w:jc w:val="both"/>
       </w:pPr>
       <w:r>
         <w:rPr>
           <w:rFonts w:ascii="Times New Roman" w:hAnsi="Times New Roman" w:eastAsia="Times New Roman" w:cs="Times New Roman"/>
           <w:b w:val="0"/>
+          <w:color w:val="000000"/>
           <w:sz w:val="28"/>
         </w:rPr>
         <w:t>Цель работы</w:t>
@@ -107,6 +114,7 @@
         <w:rPr>
           <w:rFonts w:ascii="Times New Roman" w:hAnsi="Times New Roman" w:eastAsia="Times New Roman" w:cs="Times New Roman"/>
           <w:b w:val="0"/>
+          <w:color w:val="000000"/>
           <w:sz w:val="28"/>
         </w:rPr>
         <w:t>Собрать паспорт учебной информационной системы по всем изученным разделам, связать функции, данные, архитектуру, эксплуатацию, безопасность и эффективность в один документ и защитить решения перед группой.</w:t>
@@ -119,13 +127,14 @@
         <w:keepNext/>
         <w:keepLines/>
         <w:spacing w:line="240" w:lineRule="auto" w:before="240" w:after="0"/>
-        <w:ind w:firstLine="0" w:left="0"/>
+        <w:ind w:left="0" w:firstLine="0"/>
         <w:jc w:val="both"/>
       </w:pPr>
       <w:r>
         <w:rPr>
           <w:rFonts w:ascii="Times New Roman" w:hAnsi="Times New Roman" w:eastAsia="Times New Roman" w:cs="Times New Roman"/>
           <w:b w:val="0"/>
+          <w:color w:val="000000"/>
           <w:sz w:val="28"/>
         </w:rPr>
         <w:t>Ход работы</w:t>
@@ -141,6 +150,7 @@
         <w:rPr>
           <w:rFonts w:ascii="Times New Roman" w:hAnsi="Times New Roman" w:eastAsia="Times New Roman" w:cs="Times New Roman"/>
           <w:b/>
+          <w:color w:val="000000"/>
           <w:sz w:val="28"/>
         </w:rPr>
         <w:t>Разделы паспорта</w:t>
@@ -174,6 +184,7 @@
               <w:rPr>
                 <w:rFonts w:ascii="Times New Roman" w:hAnsi="Times New Roman" w:eastAsia="Times New Roman" w:cs="Times New Roman"/>
                 <w:b/>
+                <w:color w:val="000000"/>
                 <w:sz w:val="22"/>
               </w:rPr>
               <w:t>Раздел</w:t>
@@ -194,6 +205,7 @@
               <w:rPr>
                 <w:rFonts w:ascii="Times New Roman" w:hAnsi="Times New Roman" w:eastAsia="Times New Roman" w:cs="Times New Roman"/>
                 <w:b/>
+                <w:color w:val="000000"/>
                 <w:sz w:val="22"/>
               </w:rPr>
               <w:t>Что включить</w:t>
@@ -214,6 +226,7 @@
               <w:rPr>
                 <w:rFonts w:ascii="Times New Roman" w:hAnsi="Times New Roman" w:eastAsia="Times New Roman" w:cs="Times New Roman"/>
                 <w:b/>
+                <w:color w:val="000000"/>
                 <w:sz w:val="22"/>
               </w:rPr>
               <w:t>Источник</w:t>
@@ -234,6 +247,7 @@
               <w:rPr>
                 <w:rFonts w:ascii="Times New Roman" w:hAnsi="Times New Roman" w:eastAsia="Times New Roman" w:cs="Times New Roman"/>
                 <w:b/>
+                <w:color w:val="000000"/>
                 <w:sz w:val="22"/>
               </w:rPr>
               <w:t>Готово</w:t>
@@ -256,6 +270,7 @@
               <w:rPr>
                 <w:rFonts w:ascii="Times New Roman" w:hAnsi="Times New Roman" w:eastAsia="Times New Roman" w:cs="Times New Roman"/>
                 <w:b w:val="0"/>
+                <w:color w:val="000000"/>
                 <w:sz w:val="22"/>
               </w:rPr>
               <w:t>Общие сведения</w:t>
@@ -276,6 +291,7 @@
               <w:rPr>
                 <w:rFonts w:ascii="Times New Roman" w:hAnsi="Times New Roman" w:eastAsia="Times New Roman" w:cs="Times New Roman"/>
                 <w:b w:val="0"/>
+                <w:color w:val="000000"/>
                 <w:sz w:val="22"/>
               </w:rPr>
               <w:t>название, назначение, владелец, версия</w:t>
@@ -296,6 +312,7 @@
               <w:rPr>
                 <w:rFonts w:ascii="Times New Roman" w:hAnsi="Times New Roman" w:eastAsia="Times New Roman" w:cs="Times New Roman"/>
                 <w:b w:val="0"/>
+                <w:color w:val="000000"/>
                 <w:sz w:val="22"/>
               </w:rPr>
               <w:t>приказ и договор</w:t>
@@ -316,6 +333,7 @@
               <w:rPr>
                 <w:rFonts w:ascii="Times New Roman" w:hAnsi="Times New Roman" w:eastAsia="Times New Roman" w:cs="Times New Roman"/>
                 <w:b w:val="0"/>
+                <w:color w:val="000000"/>
                 <w:sz w:val="22"/>
               </w:rPr>
             </w:r>
@@ -337,6 +355,7 @@
               <w:rPr>
                 <w:rFonts w:ascii="Times New Roman" w:hAnsi="Times New Roman" w:eastAsia="Times New Roman" w:cs="Times New Roman"/>
                 <w:b w:val="0"/>
+                <w:color w:val="000000"/>
                 <w:sz w:val="22"/>
               </w:rPr>
               <w:t>Пользователи</w:t>
@@ -357,6 +376,7 @@
               <w:rPr>
                 <w:rFonts w:ascii="Times New Roman" w:hAnsi="Times New Roman" w:eastAsia="Times New Roman" w:cs="Times New Roman"/>
                 <w:b w:val="0"/>
+                <w:color w:val="000000"/>
                 <w:sz w:val="22"/>
               </w:rPr>
               <w:t>роли, число, права, сценарии</w:t>
@@ -377,6 +397,7 @@
               <w:rPr>
                 <w:rFonts w:ascii="Times New Roman" w:hAnsi="Times New Roman" w:eastAsia="Times New Roman" w:cs="Times New Roman"/>
                 <w:b w:val="0"/>
+                <w:color w:val="000000"/>
                 <w:sz w:val="22"/>
               </w:rPr>
               <w:t>требования</w:t>
@@ -397,6 +418,7 @@
               <w:rPr>
                 <w:rFonts w:ascii="Times New Roman" w:hAnsi="Times New Roman" w:eastAsia="Times New Roman" w:cs="Times New Roman"/>
                 <w:b w:val="0"/>
+                <w:color w:val="000000"/>
                 <w:sz w:val="22"/>
               </w:rPr>
             </w:r>
@@ -418,6 +440,7 @@
               <w:rPr>
                 <w:rFonts w:ascii="Times New Roman" w:hAnsi="Times New Roman" w:eastAsia="Times New Roman" w:cs="Times New Roman"/>
                 <w:b w:val="0"/>
+                <w:color w:val="000000"/>
                 <w:sz w:val="22"/>
               </w:rPr>
               <w:t>Функции</w:t>
@@ -438,6 +461,7 @@
               <w:rPr>
                 <w:rFonts w:ascii="Times New Roman" w:hAnsi="Times New Roman" w:eastAsia="Times New Roman" w:cs="Times New Roman"/>
                 <w:b w:val="0"/>
+                <w:color w:val="000000"/>
                 <w:sz w:val="22"/>
               </w:rPr>
               <w:t>подсистемы и основные процессы</w:t>
@@ -458,6 +482,7 @@
               <w:rPr>
                 <w:rFonts w:ascii="Times New Roman" w:hAnsi="Times New Roman" w:eastAsia="Times New Roman" w:cs="Times New Roman"/>
                 <w:b w:val="0"/>
+                <w:color w:val="000000"/>
                 <w:sz w:val="22"/>
               </w:rPr>
               <w:t>функциональная модель</w:t>
@@ -478,6 +503,7 @@
               <w:rPr>
                 <w:rFonts w:ascii="Times New Roman" w:hAnsi="Times New Roman" w:eastAsia="Times New Roman" w:cs="Times New Roman"/>
                 <w:b w:val="0"/>
+                <w:color w:val="000000"/>
                 <w:sz w:val="22"/>
               </w:rPr>
             </w:r>
@@ -499,6 +525,7 @@
               <w:rPr>
                 <w:rFonts w:ascii="Times New Roman" w:hAnsi="Times New Roman" w:eastAsia="Times New Roman" w:cs="Times New Roman"/>
                 <w:b w:val="0"/>
+                <w:color w:val="000000"/>
                 <w:sz w:val="22"/>
               </w:rPr>
               <w:t>Данные</w:t>
@@ -519,6 +546,7 @@
               <w:rPr>
                 <w:rFonts w:ascii="Times New Roman" w:hAnsi="Times New Roman" w:eastAsia="Times New Roman" w:cs="Times New Roman"/>
                 <w:b w:val="0"/>
+                <w:color w:val="000000"/>
                 <w:sz w:val="22"/>
               </w:rPr>
               <w:t>сущности, объёмы, сроки хранения, персональные данные</w:t>
@@ -539,6 +567,7 @@
               <w:rPr>
                 <w:rFonts w:ascii="Times New Roman" w:hAnsi="Times New Roman" w:eastAsia="Times New Roman" w:cs="Times New Roman"/>
                 <w:b w:val="0"/>
+                <w:color w:val="000000"/>
                 <w:sz w:val="22"/>
               </w:rPr>
               <w:t>ER-модель</w:t>
@@ -559,6 +588,7 @@
               <w:rPr>
                 <w:rFonts w:ascii="Times New Roman" w:hAnsi="Times New Roman" w:eastAsia="Times New Roman" w:cs="Times New Roman"/>
                 <w:b w:val="0"/>
+                <w:color w:val="000000"/>
                 <w:sz w:val="22"/>
               </w:rPr>
             </w:r>
@@ -580,6 +610,7 @@
               <w:rPr>
                 <w:rFonts w:ascii="Times New Roman" w:hAnsi="Times New Roman" w:eastAsia="Times New Roman" w:cs="Times New Roman"/>
                 <w:b w:val="0"/>
+                <w:color w:val="000000"/>
                 <w:sz w:val="22"/>
               </w:rPr>
               <w:t>Архитектура</w:t>
@@ -600,6 +631,7 @@
               <w:rPr>
                 <w:rFonts w:ascii="Times New Roman" w:hAnsi="Times New Roman" w:eastAsia="Times New Roman" w:cs="Times New Roman"/>
                 <w:b w:val="0"/>
+                <w:color w:val="000000"/>
                 <w:sz w:val="22"/>
               </w:rPr>
               <w:t>слои, узлы, интеграции, сеть</w:t>
@@ -620,6 +652,7 @@
               <w:rPr>
                 <w:rFonts w:ascii="Times New Roman" w:hAnsi="Times New Roman" w:eastAsia="Times New Roman" w:cs="Times New Roman"/>
                 <w:b w:val="0"/>
+                <w:color w:val="000000"/>
                 <w:sz w:val="22"/>
               </w:rPr>
               <w:t>схема размещения</w:t>
@@ -640,6 +673,7 @@
               <w:rPr>
                 <w:rFonts w:ascii="Times New Roman" w:hAnsi="Times New Roman" w:eastAsia="Times New Roman" w:cs="Times New Roman"/>
                 <w:b w:val="0"/>
+                <w:color w:val="000000"/>
                 <w:sz w:val="22"/>
               </w:rPr>
             </w:r>
@@ -661,6 +695,7 @@
               <w:rPr>
                 <w:rFonts w:ascii="Times New Roman" w:hAnsi="Times New Roman" w:eastAsia="Times New Roman" w:cs="Times New Roman"/>
                 <w:b w:val="0"/>
+                <w:color w:val="000000"/>
                 <w:sz w:val="22"/>
               </w:rPr>
               <w:t>ПО и оборудование</w:t>
@@ -681,6 +716,7 @@
               <w:rPr>
                 <w:rFonts w:ascii="Times New Roman" w:hAnsi="Times New Roman" w:eastAsia="Times New Roman" w:cs="Times New Roman"/>
                 <w:b w:val="0"/>
+                <w:color w:val="000000"/>
                 <w:sz w:val="22"/>
               </w:rPr>
               <w:t>ОС, СУБД, серверы, рабочие места</w:t>
@@ -701,6 +737,7 @@
               <w:rPr>
                 <w:rFonts w:ascii="Times New Roman" w:hAnsi="Times New Roman" w:eastAsia="Times New Roman" w:cs="Times New Roman"/>
                 <w:b w:val="0"/>
+                <w:color w:val="000000"/>
                 <w:sz w:val="22"/>
               </w:rPr>
               <w:t>спецификация</w:t>
@@ -721,6 +758,7 @@
               <w:rPr>
                 <w:rFonts w:ascii="Times New Roman" w:hAnsi="Times New Roman" w:eastAsia="Times New Roman" w:cs="Times New Roman"/>
                 <w:b w:val="0"/>
+                <w:color w:val="000000"/>
                 <w:sz w:val="22"/>
               </w:rPr>
             </w:r>
@@ -742,6 +780,7 @@
               <w:rPr>
                 <w:rFonts w:ascii="Times New Roman" w:hAnsi="Times New Roman" w:eastAsia="Times New Roman" w:cs="Times New Roman"/>
                 <w:b w:val="0"/>
+                <w:color w:val="000000"/>
                 <w:sz w:val="22"/>
               </w:rPr>
               <w:t>Жизненный цикл</w:t>
@@ -762,6 +801,7 @@
               <w:rPr>
                 <w:rFonts w:ascii="Times New Roman" w:hAnsi="Times New Roman" w:eastAsia="Times New Roman" w:cs="Times New Roman"/>
                 <w:b w:val="0"/>
+                <w:color w:val="000000"/>
                 <w:sz w:val="22"/>
               </w:rPr>
               <w:t>этап, владелец, план развития</w:t>
@@ -782,6 +822,7 @@
               <w:rPr>
                 <w:rFonts w:ascii="Times New Roman" w:hAnsi="Times New Roman" w:eastAsia="Times New Roman" w:cs="Times New Roman"/>
                 <w:b w:val="0"/>
+                <w:color w:val="000000"/>
                 <w:sz w:val="22"/>
               </w:rPr>
               <w:t>план ЖЦ</w:t>
@@ -802,6 +843,7 @@
               <w:rPr>
                 <w:rFonts w:ascii="Times New Roman" w:hAnsi="Times New Roman" w:eastAsia="Times New Roman" w:cs="Times New Roman"/>
                 <w:b w:val="0"/>
+                <w:color w:val="000000"/>
                 <w:sz w:val="22"/>
               </w:rPr>
             </w:r>
@@ -823,6 +865,7 @@
               <w:rPr>
                 <w:rFonts w:ascii="Times New Roman" w:hAnsi="Times New Roman" w:eastAsia="Times New Roman" w:cs="Times New Roman"/>
                 <w:b w:val="0"/>
+                <w:color w:val="000000"/>
                 <w:sz w:val="22"/>
               </w:rPr>
               <w:t>Эксплуатация</w:t>
@@ -843,6 +886,7 @@
               <w:rPr>
                 <w:rFonts w:ascii="Times New Roman" w:hAnsi="Times New Roman" w:eastAsia="Times New Roman" w:cs="Times New Roman"/>
                 <w:b w:val="0"/>
+                <w:color w:val="000000"/>
                 <w:sz w:val="22"/>
               </w:rPr>
               <w:t>регламент, поддержка, SLA, обучение</w:t>
@@ -863,6 +907,7 @@
               <w:rPr>
                 <w:rFonts w:ascii="Times New Roman" w:hAnsi="Times New Roman" w:eastAsia="Times New Roman" w:cs="Times New Roman"/>
                 <w:b w:val="0"/>
+                <w:color w:val="000000"/>
                 <w:sz w:val="22"/>
               </w:rPr>
               <w:t>инструкции</w:t>
@@ -883,6 +928,7 @@
               <w:rPr>
                 <w:rFonts w:ascii="Times New Roman" w:hAnsi="Times New Roman" w:eastAsia="Times New Roman" w:cs="Times New Roman"/>
                 <w:b w:val="0"/>
+                <w:color w:val="000000"/>
                 <w:sz w:val="22"/>
               </w:rPr>
             </w:r>
@@ -904,6 +950,7 @@
               <w:rPr>
                 <w:rFonts w:ascii="Times New Roman" w:hAnsi="Times New Roman" w:eastAsia="Times New Roman" w:cs="Times New Roman"/>
                 <w:b w:val="0"/>
+                <w:color w:val="000000"/>
                 <w:sz w:val="22"/>
               </w:rPr>
               <w:t>Безопасность</w:t>
@@ -924,6 +971,7 @@
               <w:rPr>
                 <w:rFonts w:ascii="Times New Roman" w:hAnsi="Times New Roman" w:eastAsia="Times New Roman" w:cs="Times New Roman"/>
                 <w:b w:val="0"/>
+                <w:color w:val="000000"/>
                 <w:sz w:val="22"/>
               </w:rPr>
               <w:t>угрозы, доступ, аудит, копии</w:t>
@@ -944,6 +992,7 @@
               <w:rPr>
                 <w:rFonts w:ascii="Times New Roman" w:hAnsi="Times New Roman" w:eastAsia="Times New Roman" w:cs="Times New Roman"/>
                 <w:b w:val="0"/>
+                <w:color w:val="000000"/>
                 <w:sz w:val="22"/>
               </w:rPr>
               <w:t>модель угроз</w:t>
@@ -964,6 +1013,7 @@
               <w:rPr>
                 <w:rFonts w:ascii="Times New Roman" w:hAnsi="Times New Roman" w:eastAsia="Times New Roman" w:cs="Times New Roman"/>
                 <w:b w:val="0"/>
+                <w:color w:val="000000"/>
                 <w:sz w:val="22"/>
               </w:rPr>
             </w:r>
@@ -985,6 +1035,7 @@
               <w:rPr>
                 <w:rFonts w:ascii="Times New Roman" w:hAnsi="Times New Roman" w:eastAsia="Times New Roman" w:cs="Times New Roman"/>
                 <w:b w:val="0"/>
+                <w:color w:val="000000"/>
                 <w:sz w:val="22"/>
               </w:rPr>
               <w:t>Надёжность</w:t>
@@ -1005,6 +1056,7 @@
               <w:rPr>
                 <w:rFonts w:ascii="Times New Roman" w:hAnsi="Times New Roman" w:eastAsia="Times New Roman" w:cs="Times New Roman"/>
                 <w:b w:val="0"/>
+                <w:color w:val="000000"/>
                 <w:sz w:val="22"/>
               </w:rPr>
               <w:t>RTO, RPO, резервирование, проверка</w:t>
@@ -1025,6 +1077,7 @@
               <w:rPr>
                 <w:rFonts w:ascii="Times New Roman" w:hAnsi="Times New Roman" w:eastAsia="Times New Roman" w:cs="Times New Roman"/>
                 <w:b w:val="0"/>
+                <w:color w:val="000000"/>
                 <w:sz w:val="22"/>
               </w:rPr>
               <w:t>план восстановления</w:t>
@@ -1045,6 +1098,7 @@
               <w:rPr>
                 <w:rFonts w:ascii="Times New Roman" w:hAnsi="Times New Roman" w:eastAsia="Times New Roman" w:cs="Times New Roman"/>
                 <w:b w:val="0"/>
+                <w:color w:val="000000"/>
                 <w:sz w:val="22"/>
               </w:rPr>
             </w:r>
@@ -1066,6 +1120,7 @@
               <w:rPr>
                 <w:rFonts w:ascii="Times New Roman" w:hAnsi="Times New Roman" w:eastAsia="Times New Roman" w:cs="Times New Roman"/>
                 <w:b w:val="0"/>
+                <w:color w:val="000000"/>
                 <w:sz w:val="22"/>
               </w:rPr>
               <w:t>Эффективность</w:t>
@@ -1086,6 +1141,7 @@
               <w:rPr>
                 <w:rFonts w:ascii="Times New Roman" w:hAnsi="Times New Roman" w:eastAsia="Times New Roman" w:cs="Times New Roman"/>
                 <w:b w:val="0"/>
+                <w:color w:val="000000"/>
                 <w:sz w:val="22"/>
               </w:rPr>
               <w:t>показатели, мониторинг, узкие места</w:t>
@@ -1106,6 +1162,7 @@
               <w:rPr>
                 <w:rFonts w:ascii="Times New Roman" w:hAnsi="Times New Roman" w:eastAsia="Times New Roman" w:cs="Times New Roman"/>
                 <w:b w:val="0"/>
+                <w:color w:val="000000"/>
                 <w:sz w:val="22"/>
               </w:rPr>
               <w:t>метрики</w:t>
@@ -1126,6 +1183,7 @@
               <w:rPr>
                 <w:rFonts w:ascii="Times New Roman" w:hAnsi="Times New Roman" w:eastAsia="Times New Roman" w:cs="Times New Roman"/>
                 <w:b w:val="0"/>
+                <w:color w:val="000000"/>
                 <w:sz w:val="22"/>
               </w:rPr>
             </w:r>
@@ -1147,6 +1205,7 @@
               <w:rPr>
                 <w:rFonts w:ascii="Times New Roman" w:hAnsi="Times New Roman" w:eastAsia="Times New Roman" w:cs="Times New Roman"/>
                 <w:b w:val="0"/>
+                <w:color w:val="000000"/>
                 <w:sz w:val="22"/>
               </w:rPr>
               <w:t>Риски</w:t>
@@ -1167,6 +1226,7 @@
               <w:rPr>
                 <w:rFonts w:ascii="Times New Roman" w:hAnsi="Times New Roman" w:eastAsia="Times New Roman" w:cs="Times New Roman"/>
                 <w:b w:val="0"/>
+                <w:color w:val="000000"/>
                 <w:sz w:val="22"/>
               </w:rPr>
               <w:t>вероятность, влияние, меры</w:t>
@@ -1187,6 +1247,7 @@
               <w:rPr>
                 <w:rFonts w:ascii="Times New Roman" w:hAnsi="Times New Roman" w:eastAsia="Times New Roman" w:cs="Times New Roman"/>
                 <w:b w:val="0"/>
+                <w:color w:val="000000"/>
                 <w:sz w:val="22"/>
               </w:rPr>
               <w:t>реестр рисков</w:t>
@@ -1207,6 +1268,7 @@
               <w:rPr>
                 <w:rFonts w:ascii="Times New Roman" w:hAnsi="Times New Roman" w:eastAsia="Times New Roman" w:cs="Times New Roman"/>
                 <w:b w:val="0"/>
+                <w:color w:val="000000"/>
                 <w:sz w:val="22"/>
               </w:rPr>
             </w:r>
@@ -1225,6 +1287,7 @@
         <w:rPr>
           <w:rFonts w:ascii="Times New Roman" w:hAnsi="Times New Roman" w:eastAsia="Times New Roman" w:cs="Times New Roman"/>
           <w:b/>
+          <w:color w:val="000000"/>
           <w:sz w:val="28"/>
         </w:rPr>
         <w:t>Защита паспорта</w:t>
@@ -1258,6 +1321,7 @@
               <w:rPr>
                 <w:rFonts w:ascii="Times New Roman" w:hAnsi="Times New Roman" w:eastAsia="Times New Roman" w:cs="Times New Roman"/>
                 <w:b/>
+                <w:color w:val="000000"/>
                 <w:sz w:val="22"/>
               </w:rPr>
               <w:t>Критерий</w:t>
@@ -1278,6 +1342,7 @@
               <w:rPr>
                 <w:rFonts w:ascii="Times New Roman" w:hAnsi="Times New Roman" w:eastAsia="Times New Roman" w:cs="Times New Roman"/>
                 <w:b/>
+                <w:color w:val="000000"/>
                 <w:sz w:val="22"/>
               </w:rPr>
               <w:t>Вопрос комиссии</w:t>
@@ -1298,6 +1363,7 @@
               <w:rPr>
                 <w:rFonts w:ascii="Times New Roman" w:hAnsi="Times New Roman" w:eastAsia="Times New Roman" w:cs="Times New Roman"/>
                 <w:b/>
+                <w:color w:val="000000"/>
                 <w:sz w:val="22"/>
               </w:rPr>
               <w:t>Ответ</w:t>
@@ -1318,6 +1384,7 @@
               <w:rPr>
                 <w:rFonts w:ascii="Times New Roman" w:hAnsi="Times New Roman" w:eastAsia="Times New Roman" w:cs="Times New Roman"/>
                 <w:b/>
+                <w:color w:val="000000"/>
                 <w:sz w:val="22"/>
               </w:rPr>
               <w:t>Оценка</w:t>
@@ -1340,6 +1407,7 @@
               <w:rPr>
                 <w:rFonts w:ascii="Times New Roman" w:hAnsi="Times New Roman" w:eastAsia="Times New Roman" w:cs="Times New Roman"/>
                 <w:b w:val="0"/>
+                <w:color w:val="000000"/>
                 <w:sz w:val="22"/>
               </w:rPr>
               <w:t>Полнота</w:t>
@@ -1360,6 +1428,7 @@
               <w:rPr>
                 <w:rFonts w:ascii="Times New Roman" w:hAnsi="Times New Roman" w:eastAsia="Times New Roman" w:cs="Times New Roman"/>
                 <w:b w:val="0"/>
+                <w:color w:val="000000"/>
                 <w:sz w:val="22"/>
               </w:rPr>
               <w:t>Все ли разделы связаны между собой?</w:t>
@@ -1380,6 +1449,7 @@
               <w:rPr>
                 <w:rFonts w:ascii="Times New Roman" w:hAnsi="Times New Roman" w:eastAsia="Times New Roman" w:cs="Times New Roman"/>
                 <w:b w:val="0"/>
+                <w:color w:val="000000"/>
                 <w:sz w:val="22"/>
               </w:rPr>
             </w:r>
@@ -1399,6 +1469,7 @@
               <w:rPr>
                 <w:rFonts w:ascii="Times New Roman" w:hAnsi="Times New Roman" w:eastAsia="Times New Roman" w:cs="Times New Roman"/>
                 <w:b w:val="0"/>
+                <w:color w:val="000000"/>
                 <w:sz w:val="22"/>
               </w:rPr>
             </w:r>
@@ -1420,6 +1491,7 @@
               <w:rPr>
                 <w:rFonts w:ascii="Times New Roman" w:hAnsi="Times New Roman" w:eastAsia="Times New Roman" w:cs="Times New Roman"/>
                 <w:b w:val="0"/>
+                <w:color w:val="000000"/>
                 <w:sz w:val="22"/>
               </w:rPr>
               <w:t>Доказательность</w:t>
@@ -1440,6 +1512,7 @@
               <w:rPr>
                 <w:rFonts w:ascii="Times New Roman" w:hAnsi="Times New Roman" w:eastAsia="Times New Roman" w:cs="Times New Roman"/>
                 <w:b w:val="0"/>
+                <w:color w:val="000000"/>
                 <w:sz w:val="22"/>
               </w:rPr>
               <w:t>Чем подтверждено каждое число?</w:t>
@@ -1460,6 +1533,7 @@
               <w:rPr>
                 <w:rFonts w:ascii="Times New Roman" w:hAnsi="Times New Roman" w:eastAsia="Times New Roman" w:cs="Times New Roman"/>
                 <w:b w:val="0"/>
+                <w:color w:val="000000"/>
                 <w:sz w:val="22"/>
               </w:rPr>
             </w:r>
@@ -1479,6 +1553,7 @@
               <w:rPr>
                 <w:rFonts w:ascii="Times New Roman" w:hAnsi="Times New Roman" w:eastAsia="Times New Roman" w:cs="Times New Roman"/>
                 <w:b w:val="0"/>
+                <w:color w:val="000000"/>
                 <w:sz w:val="22"/>
               </w:rPr>
             </w:r>
@@ -1500,6 +1575,7 @@
               <w:rPr>
                 <w:rFonts w:ascii="Times New Roman" w:hAnsi="Times New Roman" w:eastAsia="Times New Roman" w:cs="Times New Roman"/>
                 <w:b w:val="0"/>
+                <w:color w:val="000000"/>
                 <w:sz w:val="22"/>
               </w:rPr>
               <w:t>Непротиворечивость</w:t>
@@ -1520,6 +1596,7 @@
               <w:rPr>
                 <w:rFonts w:ascii="Times New Roman" w:hAnsi="Times New Roman" w:eastAsia="Times New Roman" w:cs="Times New Roman"/>
                 <w:b w:val="0"/>
+                <w:color w:val="000000"/>
                 <w:sz w:val="22"/>
               </w:rPr>
               <w:t>Не спорят ли архитектура и нагрузка?</w:t>
@@ -1540,6 +1617,7 @@
               <w:rPr>
                 <w:rFonts w:ascii="Times New Roman" w:hAnsi="Times New Roman" w:eastAsia="Times New Roman" w:cs="Times New Roman"/>
                 <w:b w:val="0"/>
+                <w:color w:val="000000"/>
                 <w:sz w:val="22"/>
               </w:rPr>
             </w:r>
@@ -1559,6 +1637,7 @@
               <w:rPr>
                 <w:rFonts w:ascii="Times New Roman" w:hAnsi="Times New Roman" w:eastAsia="Times New Roman" w:cs="Times New Roman"/>
                 <w:b w:val="0"/>
+                <w:color w:val="000000"/>
                 <w:sz w:val="22"/>
               </w:rPr>
             </w:r>
@@ -1580,6 +1659,7 @@
               <w:rPr>
                 <w:rFonts w:ascii="Times New Roman" w:hAnsi="Times New Roman" w:eastAsia="Times New Roman" w:cs="Times New Roman"/>
                 <w:b w:val="0"/>
+                <w:color w:val="000000"/>
                 <w:sz w:val="22"/>
               </w:rPr>
               <w:t>Эксплуатируемость</w:t>
@@ -1600,6 +1680,7 @@
               <w:rPr>
                 <w:rFonts w:ascii="Times New Roman" w:hAnsi="Times New Roman" w:eastAsia="Times New Roman" w:cs="Times New Roman"/>
                 <w:b w:val="0"/>
+                <w:color w:val="000000"/>
                 <w:sz w:val="22"/>
               </w:rPr>
               <w:t>Кто и как будет поддерживать систему?</w:t>
@@ -1620,6 +1701,7 @@
               <w:rPr>
                 <w:rFonts w:ascii="Times New Roman" w:hAnsi="Times New Roman" w:eastAsia="Times New Roman" w:cs="Times New Roman"/>
                 <w:b w:val="0"/>
+                <w:color w:val="000000"/>
                 <w:sz w:val="22"/>
               </w:rPr>
             </w:r>
@@ -1639,6 +1721,7 @@
               <w:rPr>
                 <w:rFonts w:ascii="Times New Roman" w:hAnsi="Times New Roman" w:eastAsia="Times New Roman" w:cs="Times New Roman"/>
                 <w:b w:val="0"/>
+                <w:color w:val="000000"/>
                 <w:sz w:val="22"/>
               </w:rPr>
             </w:r>
@@ -1660,6 +1743,7 @@
               <w:rPr>
                 <w:rFonts w:ascii="Times New Roman" w:hAnsi="Times New Roman" w:eastAsia="Times New Roman" w:cs="Times New Roman"/>
                 <w:b w:val="0"/>
+                <w:color w:val="000000"/>
                 <w:sz w:val="22"/>
               </w:rPr>
               <w:t>Безопасность</w:t>
@@ -1680,6 +1764,7 @@
               <w:rPr>
                 <w:rFonts w:ascii="Times New Roman" w:hAnsi="Times New Roman" w:eastAsia="Times New Roman" w:cs="Times New Roman"/>
                 <w:b w:val="0"/>
+                <w:color w:val="000000"/>
                 <w:sz w:val="22"/>
               </w:rPr>
               <w:t>Кто имеет доступ и как это проверяется?</w:t>
@@ -1700,6 +1785,7 @@
               <w:rPr>
                 <w:rFonts w:ascii="Times New Roman" w:hAnsi="Times New Roman" w:eastAsia="Times New Roman" w:cs="Times New Roman"/>
                 <w:b w:val="0"/>
+                <w:color w:val="000000"/>
                 <w:sz w:val="22"/>
               </w:rPr>
             </w:r>
@@ -1719,6 +1805,7 @@
               <w:rPr>
                 <w:rFonts w:ascii="Times New Roman" w:hAnsi="Times New Roman" w:eastAsia="Times New Roman" w:cs="Times New Roman"/>
                 <w:b w:val="0"/>
+                <w:color w:val="000000"/>
                 <w:sz w:val="22"/>
               </w:rPr>
             </w:r>
@@ -1740,6 +1827,7 @@
               <w:rPr>
                 <w:rFonts w:ascii="Times New Roman" w:hAnsi="Times New Roman" w:eastAsia="Times New Roman" w:cs="Times New Roman"/>
                 <w:b w:val="0"/>
+                <w:color w:val="000000"/>
                 <w:sz w:val="22"/>
               </w:rPr>
               <w:t>Риски</w:t>
@@ -1760,6 +1848,7 @@
               <w:rPr>
                 <w:rFonts w:ascii="Times New Roman" w:hAnsi="Times New Roman" w:eastAsia="Times New Roman" w:cs="Times New Roman"/>
                 <w:b w:val="0"/>
+                <w:color w:val="000000"/>
                 <w:sz w:val="22"/>
               </w:rPr>
               <w:t>Что случится при отказе узла?</w:t>
@@ -1780,6 +1869,7 @@
               <w:rPr>
                 <w:rFonts w:ascii="Times New Roman" w:hAnsi="Times New Roman" w:eastAsia="Times New Roman" w:cs="Times New Roman"/>
                 <w:b w:val="0"/>
+                <w:color w:val="000000"/>
                 <w:sz w:val="22"/>
               </w:rPr>
             </w:r>
@@ -1799,6 +1889,7 @@
               <w:rPr>
                 <w:rFonts w:ascii="Times New Roman" w:hAnsi="Times New Roman" w:eastAsia="Times New Roman" w:cs="Times New Roman"/>
                 <w:b w:val="0"/>
+                <w:color w:val="000000"/>
                 <w:sz w:val="22"/>
               </w:rPr>
             </w:r>
@@ -1817,6 +1908,7 @@
         <w:rPr>
           <w:rFonts w:ascii="Times New Roman" w:hAnsi="Times New Roman" w:eastAsia="Times New Roman" w:cs="Times New Roman"/>
           <w:b/>
+          <w:color w:val="000000"/>
           <w:sz w:val="28"/>
         </w:rPr>
         <w:t>Скриншоты выполнения работы</w:t>
@@ -1833,6 +1925,7 @@
         <w:rPr>
           <w:rFonts w:ascii="Times New Roman" w:hAnsi="Times New Roman" w:eastAsia="Times New Roman" w:cs="Times New Roman"/>
           <w:i/>
+          <w:color w:val="000000"/>
           <w:sz w:val="28"/>
         </w:rPr>
         <w:t>[ Место для скриншота: схема архитектуры ]</w:t>
@@ -1849,6 +1942,7 @@
         <w:rPr>
           <w:rFonts w:ascii="Times New Roman" w:hAnsi="Times New Roman" w:eastAsia="Times New Roman" w:cs="Times New Roman"/>
           <w:i/>
+          <w:color w:val="000000"/>
           <w:sz w:val="28"/>
         </w:rPr>
         <w:t>[ Место для скриншота: таблица функций и данных ]</w:t>
@@ -1865,6 +1959,7 @@
         <w:rPr>
           <w:rFonts w:ascii="Times New Roman" w:hAnsi="Times New Roman" w:eastAsia="Times New Roman" w:cs="Times New Roman"/>
           <w:i/>
+          <w:color w:val="000000"/>
           <w:sz w:val="28"/>
         </w:rPr>
         <w:t>[ Место для скриншота: раздел эксплуатации и SLA ]</w:t>
@@ -1881,6 +1976,7 @@
         <w:rPr>
           <w:rFonts w:ascii="Times New Roman" w:hAnsi="Times New Roman" w:eastAsia="Times New Roman" w:cs="Times New Roman"/>
           <w:i/>
+          <w:color w:val="000000"/>
           <w:sz w:val="28"/>
         </w:rPr>
         <w:t>[ Место для скриншота: раздел безопасности и копий ]</w:t>
@@ -1897,6 +1993,7 @@
         <w:rPr>
           <w:rFonts w:ascii="Times New Roman" w:hAnsi="Times New Roman" w:eastAsia="Times New Roman" w:cs="Times New Roman"/>
           <w:i/>
+          <w:color w:val="000000"/>
           <w:sz w:val="28"/>
         </w:rPr>
         <w:t>[ Место для скриншота: выступление с паспортом ]</w:t>
@@ -1909,13 +2006,14 @@
         <w:keepNext/>
         <w:keepLines/>
         <w:spacing w:line="240" w:lineRule="auto" w:before="240" w:after="0"/>
-        <w:ind w:firstLine="0" w:left="0"/>
+        <w:ind w:left="0" w:firstLine="0"/>
         <w:jc w:val="both"/>
       </w:pPr>
       <w:r>
         <w:rPr>
           <w:rFonts w:ascii="Times New Roman" w:hAnsi="Times New Roman" w:eastAsia="Times New Roman" w:cs="Times New Roman"/>
           <w:b w:val="0"/>
+          <w:color w:val="000000"/>
           <w:sz w:val="28"/>
         </w:rPr>
         <w:t>Вывод</w:t>
@@ -1931,6 +2029,7 @@
         <w:rPr>
           <w:rFonts w:ascii="Times New Roman" w:hAnsi="Times New Roman" w:eastAsia="Times New Roman" w:cs="Times New Roman"/>
           <w:b w:val="0"/>
+          <w:color w:val="000000"/>
           <w:sz w:val="28"/>
         </w:rPr>
         <w:t>Какой раздел оказался самым трудным и почему? Какое решение в паспорте пришлось изменить после проверки на другом разделе? Что бы вы сделали в первую очередь, если бы систему передали вам на сопровождение завтра?</w:t>
@@ -1946,9 +2045,9 @@
         <w:rPr>
           <w:rFonts w:ascii="Times New Roman" w:hAnsi="Times New Roman" w:eastAsia="Times New Roman" w:cs="Times New Roman"/>
           <w:b w:val="0"/>
+          <w:color w:val="000000"/>
           <w:sz w:val="28"/>
         </w:rPr>
-        <w:t>________________________________________________________________________</w:t>
       </w:r>
     </w:p>
     <w:p>
@@ -1961,9 +2060,9 @@
         <w:rPr>
           <w:rFonts w:ascii="Times New Roman" w:hAnsi="Times New Roman" w:eastAsia="Times New Roman" w:cs="Times New Roman"/>
           <w:b w:val="0"/>
+          <w:color w:val="000000"/>
           <w:sz w:val="28"/>
         </w:rPr>
-        <w:t>________________________________________________________________________</w:t>
       </w:r>
     </w:p>
     <w:p>
@@ -1976,9 +2075,9 @@
         <w:rPr>
           <w:rFonts w:ascii="Times New Roman" w:hAnsi="Times New Roman" w:eastAsia="Times New Roman" w:cs="Times New Roman"/>
           <w:b w:val="0"/>
+          <w:color w:val="000000"/>
           <w:sz w:val="28"/>
         </w:rPr>
-        <w:t>________________________________________________________________________</w:t>
       </w:r>
     </w:p>
     <w:p>
@@ -1991,9 +2090,9 @@
         <w:rPr>
           <w:rFonts w:ascii="Times New Roman" w:hAnsi="Times New Roman" w:eastAsia="Times New Roman" w:cs="Times New Roman"/>
           <w:b w:val="0"/>
+          <w:color w:val="000000"/>
           <w:sz w:val="28"/>
         </w:rPr>
-        <w:t>________________________________________________________________________</w:t>
       </w:r>
     </w:p>
     <w:p>
@@ -2006,9 +2105,9 @@
         <w:rPr>
           <w:rFonts w:ascii="Times New Roman" w:hAnsi="Times New Roman" w:eastAsia="Times New Roman" w:cs="Times New Roman"/>
           <w:b w:val="0"/>
+          <w:color w:val="000000"/>
           <w:sz w:val="28"/>
         </w:rPr>
-        <w:t>________________________________________________________________________</w:t>
       </w:r>
     </w:p>
     <w:p/>
@@ -2392,6 +2491,7 @@
     </w:pPr>
     <w:rPr>
       <w:rFonts w:ascii="Times New Roman" w:hAnsi="Times New Roman" w:eastAsia="Times New Roman" w:cs="Times New Roman"/>
+      <w:color w:val="000000"/>
       <w:sz w:val="28"/>
     </w:rPr>
   </w:style>
@@ -2451,7 +2551,7 @@
       <w:keepNext/>
       <w:keepLines/>
       <w:spacing w:before="240" w:after="0" w:line="240" w:lineRule="auto"/>
-      <w:ind w:firstLine="0" w:left="0"/>
+      <w:ind w:left="0" w:firstLine="0"/>
       <w:jc w:val="both"/>
       <w:outlineLvl w:val="0"/>
     </w:pPr>
@@ -2459,7 +2559,7 @@
       <w:rFonts w:asciiTheme="majorHAnsi" w:eastAsiaTheme="majorEastAsia" w:hAnsiTheme="majorHAnsi" w:cstheme="majorBidi" w:ascii="Times New Roman" w:hAnsi="Times New Roman" w:eastAsia="Times New Roman" w:cs="Times New Roman"/>
       <w:b w:val="0"/>
       <w:bCs/>
-      <w:color w:val="365F91" w:themeColor="accent1" w:themeShade="BF"/>
+      <w:color w:val="000000"/>
       <w:sz w:val="28"/>
       <w:szCs w:val="28"/>
     </w:rPr>
@@ -2477,7 +2577,7 @@
       <w:keepNext/>
       <w:keepLines/>
       <w:spacing w:before="40" w:after="0" w:line="240" w:lineRule="auto"/>
-      <w:ind w:firstLine="0" w:left="0"/>
+      <w:ind w:left="0" w:firstLine="0"/>
       <w:jc w:val="left"/>
       <w:outlineLvl w:val="1"/>
     </w:pPr>
@@ -2485,7 +2585,7 @@
       <w:rFonts w:asciiTheme="majorHAnsi" w:eastAsiaTheme="majorEastAsia" w:hAnsiTheme="majorHAnsi" w:cstheme="majorBidi" w:ascii="Times New Roman" w:hAnsi="Times New Roman" w:eastAsia="Times New Roman" w:cs="Times New Roman"/>
       <w:b/>
       <w:bCs/>
-      <w:color w:val="4F81BD" w:themeColor="accent1"/>
+      <w:color w:val="000000"/>
       <w:sz w:val="28"/>
       <w:szCs w:val="26"/>
     </w:rPr>
@@ -2822,6 +2922,7 @@
     </w:pPr>
     <w:rPr>
       <w:rFonts w:ascii="Times New Roman" w:hAnsi="Times New Roman" w:eastAsia="Times New Roman" w:cs="Times New Roman"/>
+      <w:color w:val="000000"/>
       <w:sz w:val="28"/>
     </w:rPr>
   </w:style>
